--- a/audit-evidence/S2-privacy-and-data-leakage-assessment/Individual-AI-Security-Audit-Report-S2.docx
+++ b/audit-evidence/S2-privacy-and-data-leakage-assessment/Individual-AI-Security-Audit-Report-S2.docx
@@ -14,25 +14,171 @@
       <w:pPr>
         <w:pStyle w:val="Subtitle"/>
       </w:pPr>
-      <w:r>
-        <w:t>Student 2 — Privacy and Data Leakage Assessment (FASHORA Agentic AI System)</w:t>
-      </w:r>
+    </w:p>
+    <w:p>
+      <w:pPr>
+        <w:pStyle w:val="Subtitle"/>
+      </w:pPr>
+    </w:p>
+    <w:p>
+      <w:pPr>
+        <w:pStyle w:val="Subtitle"/>
+      </w:pPr>
+    </w:p>
+    <w:p>
+      <w:pPr>
+        <w:pStyle w:val="Subtitle"/>
+      </w:pPr>
+    </w:p>
+    <w:p>
+      <w:pPr>
+        <w:pStyle w:val="Subtitle"/>
+      </w:pPr>
+      <w:r>
+        <w:t xml:space="preserve">Student 2 </w:t>
+      </w:r>
+      <w:r>
+        <w:t>-</w:t>
+      </w:r>
+      <w:r>
+        <w:t xml:space="preserve"> Privacy and Data Leakage Assessment </w:t>
+      </w:r>
+    </w:p>
+    <w:p>
+      <w:pPr>
+        <w:pStyle w:val="Subtitle"/>
+      </w:pPr>
+      <w:r>
+        <w:t>(FASHORA Agentic AI System)</w:t>
+      </w:r>
+    </w:p>
+    <w:p>
+      <w:pPr>
+        <w:pStyle w:val="BodyText"/>
+        <w:rPr>
+          <w:sz w:val="40"/>
+          <w:szCs w:val="40"/>
+        </w:rPr>
+      </w:pPr>
     </w:p>
     <w:p>
       <w:pPr>
         <w:pStyle w:val="Author"/>
-      </w:pPr>
-      <w:r>
-        <w:t>[Student Name] — [Student ID], IT3041 Information Retrieval and Web Analytics</w:t>
-      </w:r>
-    </w:p>
-    <w:p>
-      <w:pPr>
-        <w:pStyle w:val="Date"/>
-      </w:pPr>
-      <w:r>
-        <w:t>September 28, 2026</w:t>
-      </w:r>
+        <w:rPr>
+          <w:sz w:val="40"/>
+          <w:szCs w:val="40"/>
+        </w:rPr>
+      </w:pPr>
+      <w:r>
+        <w:rPr>
+          <w:sz w:val="40"/>
+          <w:szCs w:val="40"/>
+        </w:rPr>
+        <w:t>DILUKSHINI S- IT23721500</w:t>
+      </w:r>
+    </w:p>
+    <w:p>
+      <w:pPr>
+        <w:pStyle w:val="BodyText"/>
+      </w:pPr>
+    </w:p>
+    <w:p>
+      <w:pPr>
+        <w:pStyle w:val="Author"/>
+      </w:pPr>
+      <w:r>
+        <w:t xml:space="preserve"> IT3041 Information Retrieval and Web Analytics</w:t>
+      </w:r>
+    </w:p>
+    <w:p>
+      <w:pPr>
+        <w:pStyle w:val="BodyText"/>
+      </w:pPr>
+    </w:p>
+    <w:p>
+      <w:pPr>
+        <w:pStyle w:val="BodyText"/>
+      </w:pPr>
+    </w:p>
+    <w:p>
+      <w:pPr>
+        <w:pStyle w:val="BodyText"/>
+      </w:pPr>
+    </w:p>
+    <w:p>
+      <w:pPr>
+        <w:pStyle w:val="BodyText"/>
+      </w:pPr>
+    </w:p>
+    <w:p>
+      <w:pPr>
+        <w:pStyle w:val="BodyText"/>
+      </w:pPr>
+    </w:p>
+    <w:p>
+      <w:pPr>
+        <w:pStyle w:val="BodyText"/>
+      </w:pPr>
+    </w:p>
+    <w:p>
+      <w:pPr>
+        <w:pStyle w:val="BodyText"/>
+      </w:pPr>
+    </w:p>
+    <w:p>
+      <w:pPr>
+        <w:pStyle w:val="BodyText"/>
+      </w:pPr>
+    </w:p>
+    <w:p>
+      <w:pPr>
+        <w:pStyle w:val="BodyText"/>
+      </w:pPr>
+    </w:p>
+    <w:p>
+      <w:pPr>
+        <w:pStyle w:val="BodyText"/>
+      </w:pPr>
+    </w:p>
+    <w:p>
+      <w:pPr>
+        <w:pStyle w:val="BodyText"/>
+      </w:pPr>
+    </w:p>
+    <w:p>
+      <w:pPr>
+        <w:pStyle w:val="BodyText"/>
+      </w:pPr>
+    </w:p>
+    <w:p>
+      <w:pPr>
+        <w:pStyle w:val="BodyText"/>
+      </w:pPr>
+    </w:p>
+    <w:p>
+      <w:pPr>
+        <w:pStyle w:val="BodyText"/>
+      </w:pPr>
+    </w:p>
+    <w:p>
+      <w:pPr>
+        <w:pStyle w:val="BodyText"/>
+      </w:pPr>
+    </w:p>
+    <w:p>
+      <w:pPr>
+        <w:pStyle w:val="BodyText"/>
+      </w:pPr>
+    </w:p>
+    <w:p>
+      <w:pPr>
+        <w:pStyle w:val="BodyText"/>
+      </w:pPr>
+    </w:p>
+    <w:p>
+      <w:pPr>
+        <w:pStyle w:val="BodyText"/>
+      </w:pPr>
     </w:p>
     <w:sdt>
       <w:sdtPr>
@@ -1034,7 +1180,21 @@
                 <w:rStyle w:val="Hyperlink"/>
                 <w:noProof/>
               </w:rPr>
-              <w:t>V-01 — Wardrobe photographs served without authentication (</w:t>
+              <w:t xml:space="preserve">V-01 </w:t>
+            </w:r>
+            <w:r>
+              <w:rPr>
+                <w:rStyle w:val="Hyperlink"/>
+                <w:noProof/>
+              </w:rPr>
+              <w:t>-</w:t>
+            </w:r>
+            <w:r>
+              <w:rPr>
+                <w:rStyle w:val="Hyperlink"/>
+                <w:noProof/>
+              </w:rPr>
+              <w:t xml:space="preserve"> Wardrobe photographs served without authentication (</w:t>
             </w:r>
             <w:r>
               <w:rPr>
@@ -1117,7 +1277,21 @@
                 <w:rStyle w:val="Hyperlink"/>
                 <w:noProof/>
               </w:rPr>
-              <w:t>V-02 — Account enumeration through duplicate-registration message</w:t>
+              <w:t xml:space="preserve">V-02 </w:t>
+            </w:r>
+            <w:r>
+              <w:rPr>
+                <w:rStyle w:val="Hyperlink"/>
+                <w:noProof/>
+              </w:rPr>
+              <w:t>-</w:t>
+            </w:r>
+            <w:r>
+              <w:rPr>
+                <w:rStyle w:val="Hyperlink"/>
+                <w:noProof/>
+              </w:rPr>
+              <w:t xml:space="preserve"> Account enumeration through duplicate-registration message</w:t>
             </w:r>
             <w:r>
               <w:rPr>
@@ -1185,7 +1359,21 @@
                 <w:rStyle w:val="Hyperlink"/>
                 <w:noProof/>
               </w:rPr>
-              <w:t>V-03 — Stateless 2-hour tokens with no server-side revocation</w:t>
+              <w:t xml:space="preserve">V-03 </w:t>
+            </w:r>
+            <w:r>
+              <w:rPr>
+                <w:rStyle w:val="Hyperlink"/>
+                <w:noProof/>
+              </w:rPr>
+              <w:t>-</w:t>
+            </w:r>
+            <w:r>
+              <w:rPr>
+                <w:rStyle w:val="Hyperlink"/>
+                <w:noProof/>
+              </w:rPr>
+              <w:t xml:space="preserve"> Stateless 2-hour tokens with no server-side revocation</w:t>
             </w:r>
             <w:r>
               <w:rPr>
@@ -1253,7 +1441,21 @@
                 <w:rStyle w:val="Hyperlink"/>
                 <w:noProof/>
               </w:rPr>
-              <w:t>V-04 — Retention without TTL on persisted analyses (A1) and search history (A2)</w:t>
+              <w:t xml:space="preserve">V-04 </w:t>
+            </w:r>
+            <w:r>
+              <w:rPr>
+                <w:rStyle w:val="Hyperlink"/>
+                <w:noProof/>
+              </w:rPr>
+              <w:t>-</w:t>
+            </w:r>
+            <w:r>
+              <w:rPr>
+                <w:rStyle w:val="Hyperlink"/>
+                <w:noProof/>
+              </w:rPr>
+              <w:t xml:space="preserve"> Retention without TTL on persisted analyses (A1) and search history (A2)</w:t>
             </w:r>
             <w:r>
               <w:rPr>
@@ -1593,7 +1795,21 @@
                 <w:rStyle w:val="Hyperlink"/>
                 <w:noProof/>
               </w:rPr>
-              <w:t>Appendix A — Evidence Manifest &amp; Reproduction</w:t>
+              <w:t xml:space="preserve">Appendix A </w:t>
+            </w:r>
+            <w:r>
+              <w:rPr>
+                <w:rStyle w:val="Hyperlink"/>
+                <w:noProof/>
+              </w:rPr>
+              <w:t>-</w:t>
+            </w:r>
+            <w:r>
+              <w:rPr>
+                <w:rStyle w:val="Hyperlink"/>
+                <w:noProof/>
+              </w:rPr>
+              <w:t xml:space="preserve"> Evidence Manifest &amp; Reproduction</w:t>
             </w:r>
             <w:r>
               <w:rPr>
@@ -1661,7 +1877,21 @@
                 <w:rStyle w:val="Hyperlink"/>
                 <w:noProof/>
               </w:rPr>
-              <w:t>Appendix B — Integrity &amp; Ethics Notes</w:t>
+              <w:t xml:space="preserve">Appendix B </w:t>
+            </w:r>
+            <w:r>
+              <w:rPr>
+                <w:rStyle w:val="Hyperlink"/>
+                <w:noProof/>
+              </w:rPr>
+              <w:t>-</w:t>
+            </w:r>
+            <w:r>
+              <w:rPr>
+                <w:rStyle w:val="Hyperlink"/>
+                <w:noProof/>
+              </w:rPr>
+              <w:t xml:space="preserve"> Integrity &amp; Ethics Notes</w:t>
             </w:r>
             <w:r>
               <w:rPr>
@@ -1720,322 +1950,231 @@
         </w:p>
       </w:sdtContent>
     </w:sdt>
+    <w:bookmarkStart w:id="0" w:name="executive-summary" w:displacedByCustomXml="prev"/>
+    <w:bookmarkStart w:id="1" w:name="_Toc241522887" w:displacedByCustomXml="prev"/>
+    <w:p>
+      <w:pPr>
+        <w:pStyle w:val="Heading1"/>
+      </w:pPr>
+      <w:r>
+        <w:lastRenderedPageBreak/>
+        <w:t>1. Executive Summar</w:t>
+      </w:r>
+      <w:bookmarkEnd w:id="1"/>
+      <w:r>
+        <w:t>y</w:t>
+      </w:r>
+    </w:p>
     <w:p>
       <w:pPr>
         <w:pStyle w:val="FirstParagraph"/>
       </w:pPr>
       <w:r>
-        <w:rPr>
-          <w:b/>
-          <w:bCs/>
-        </w:rPr>
-        <w:t>Module:</w:t>
-      </w:r>
-      <w:r>
-        <w:t xml:space="preserve"> Information Retrieval and Web Analytics (IT3041)</w:t>
-      </w:r>
-      <w:r>
-        <w:br/>
-      </w:r>
-      <w:r>
-        <w:rPr>
-          <w:b/>
-          <w:bCs/>
-        </w:rPr>
-        <w:t>Lecturer in Charge:</w:t>
-      </w:r>
-      <w:r>
-        <w:t xml:space="preserve"> Mr. Samadhi Chathuranga Rathnayake</w:t>
-      </w:r>
-      <w:r>
-        <w:br/>
-      </w:r>
-      <w:r>
-        <w:rPr>
-          <w:b/>
-          <w:bCs/>
-        </w:rPr>
-        <w:t>System Under Test:</w:t>
-      </w:r>
-      <w:r>
-        <w:t xml:space="preserve"> FASHORA — four-agent agentic fashion recommendation system</w:t>
-      </w:r>
-      <w:r>
-        <w:br/>
-      </w:r>
-      <w:r>
-        <w:rPr>
-          <w:b/>
-          <w:bCs/>
-        </w:rPr>
-        <w:t>Evaluation Specialization:</w:t>
-      </w:r>
-      <w:r>
-        <w:t xml:space="preserve"> Student 2 — Privacy and Data Leakage Assessment</w:t>
-      </w:r>
-      <w:r>
-        <w:br/>
-      </w:r>
-      <w:r>
-        <w:rPr>
-          <w:b/>
-          <w:bCs/>
-        </w:rPr>
-        <w:t>Assessment Date:</w:t>
-      </w:r>
-      <w:r>
-        <w:t xml:space="preserve"> 2026-09-28</w:t>
-      </w:r>
-      <w:r>
-        <w:br/>
-      </w:r>
-      <w:r>
-        <w:rPr>
-          <w:b/>
-          <w:bCs/>
-        </w:rPr>
-        <w:t>Assessment Type:</w:t>
-      </w:r>
-      <w:r>
-        <w:t xml:space="preserve"> Live adversarial (red-team) testing against the running system, two real accounts, black-box + limited white-box corroboration (assess-only; no fixes applied)</w:t>
-      </w:r>
-      <w:r>
-        <w:br/>
-      </w:r>
-      <w:r>
-        <w:rPr>
-          <w:b/>
-          <w:bCs/>
-        </w:rPr>
-        <w:t>Evidence Bundle:</w:t>
+        <w:t xml:space="preserve">This report documents an independent privacy and data-leakage assessment of FASHORA, executed with </w:t>
+      </w:r>
+      <w:r>
+        <w:rPr>
+          <w:b/>
+          <w:bCs/>
+        </w:rPr>
+        <w:t>18 live adversarial probes</w:t>
+      </w:r>
+      <w:r>
+        <w:t xml:space="preserve"> against the running backend (Agent 1 :8001, Agent 2 :8002, Agent 3 :8003). The test design uses a </w:t>
+      </w:r>
+      <w:r>
+        <w:rPr>
+          <w:b/>
+          <w:bCs/>
+        </w:rPr>
+        <w:t>two-account differential model</w:t>
+      </w:r>
+      <w:r>
+        <w:t xml:space="preserve">: the existing owner account (User A, id 1) and a second real account (User B) registered through the public registration endpoint at harness runtime. Every protected object is addressed by exactly one identity, and every rejection is followed by a </w:t>
+      </w:r>
+      <w:r>
+        <w:rPr>
+          <w:b/>
+          <w:bCs/>
+        </w:rPr>
+        <w:t>post-state verification</w:t>
+      </w:r>
+      <w:r>
+        <w:t xml:space="preserve"> proving the object was not merely denied but left untouched.</w:t>
+      </w:r>
+    </w:p>
+    <w:p>
+      <w:pPr>
+        <w:pStyle w:val="BodyText"/>
+      </w:pPr>
+      <w:r>
+        <w:rPr>
+          <w:b/>
+          <w:bCs/>
+        </w:rPr>
+        <w:t>Major findings:</w:t>
+      </w:r>
+    </w:p>
+    <w:p>
+      <w:pPr>
+        <w:pStyle w:val="Compact"/>
+        <w:numPr>
+          <w:ilvl w:val="0"/>
+          <w:numId w:val="2"/>
+        </w:numPr>
+      </w:pPr>
+      <w:r>
+        <w:rPr>
+          <w:b/>
+          <w:bCs/>
+        </w:rPr>
+        <w:t>The tenant-isolation core is sound: 0 successful cross-user breaches out of 7 IDOR attempts</w:t>
       </w:r>
       <w:r>
         <w:t xml:space="preserve"> </w:t>
       </w:r>
       <w:r>
+        <w:t>-</w:t>
+      </w:r>
+      <w:r>
+        <w:t xml:space="preserve"> wardrobe read/update/delete, analysis read, latest-analysis exposure, search-history read/delete, and budget-usage access were all rejected (401/403/404) with no data in the rejection bodies, and owner re-reads confirmed immutability.</w:t>
+      </w:r>
+    </w:p>
+    <w:p>
+      <w:pPr>
+        <w:pStyle w:val="Compact"/>
+        <w:numPr>
+          <w:ilvl w:val="0"/>
+          <w:numId w:val="2"/>
+        </w:numPr>
+      </w:pPr>
+      <w:r>
+        <w:rPr>
+          <w:b/>
+          <w:bCs/>
+        </w:rPr>
+        <w:t>Authentication strength verified: 4/4 token attacks rejected</w:t>
+      </w:r>
+      <w:r>
+        <w:t xml:space="preserve"> </w:t>
+      </w:r>
+      <w:r>
+        <w:t>-</w:t>
+      </w:r>
+      <w:r>
+        <w:t xml:space="preserve"> anonymous, garbage-bearer, signature-tampered, expired, and </w:t>
+      </w:r>
+      <w:r>
         <w:rPr>
           <w:rStyle w:val="VerbatimChar"/>
         </w:rPr>
-        <w:t>audit-evidence/S2-privacy-and-data-leakage-assessment/</w:t>
-      </w:r>
-      <w:r>
-        <w:t xml:space="preserve"> (18 machine-captured JSON test records + </w:t>
+        <w:t>alg:none</w:t>
+      </w:r>
+      <w:r>
+        <w:t xml:space="preserve">-forged tokens all received generic 401s. Password storage was proven at the database layer: 60-character bcrypt </w:t>
       </w:r>
       <w:r>
         <w:rPr>
           <w:rStyle w:val="VerbatimChar"/>
         </w:rPr>
-        <w:t>summary.json</w:t>
-      </w:r>
-      <w:r>
-        <w:t xml:space="preserve"> + re-runnable harness)</w:t>
-      </w:r>
+        <w:t>$2b$</w:t>
+      </w:r>
+      <w:r>
+        <w:t xml:space="preserve"> hash, plaintext never present. Zero secret/PII leak markers in 18/18 captured responses.</w:t>
+      </w:r>
+    </w:p>
+    <w:p>
+      <w:pPr>
+        <w:pStyle w:val="Compact"/>
+        <w:numPr>
+          <w:ilvl w:val="0"/>
+          <w:numId w:val="2"/>
+        </w:numPr>
+      </w:pPr>
+      <w:r>
+        <w:rPr>
+          <w:b/>
+          <w:bCs/>
+        </w:rPr>
+        <w:t>Four genuine weaknesses identified</w:t>
+      </w:r>
+      <w:r>
+        <w:t xml:space="preserve"> (proposed: 1 Medium, 2 Low, 1 Informational): the most significant is </w:t>
+      </w:r>
+      <w:r>
+        <w:rPr>
+          <w:b/>
+          <w:bCs/>
+        </w:rPr>
+        <w:t>unauthenticated access to stored wardrobe photographs</w:t>
+      </w:r>
+      <w:r>
+        <w:t xml:space="preserve"> via the public </w:t>
+      </w:r>
+      <w:r>
+        <w:rPr>
+          <w:rStyle w:val="VerbatimChar"/>
+        </w:rPr>
+        <w:t>/uploads</w:t>
+      </w:r>
+      <w:r>
+        <w:t xml:space="preserve"> static mount (V-01) </w:t>
+      </w:r>
+      <w:r>
+        <w:t>-</w:t>
+      </w:r>
+      <w:r>
+        <w:t xml:space="preserve"> images of a user’s own body and clothing, the most sensitive PII in this system, are retrievable by anyone holding the URL, because the static mount sits outside the JWT dependency chain that protects every API route. Also: account enumeration through the duplicate-registration message (V-02), stateless tokens that logout cannot revoke (V-03), and indefinite retention without TTL or user-facing erasure (V-04).</w:t>
+      </w:r>
+    </w:p>
+    <w:p>
+      <w:pPr>
+        <w:pStyle w:val="Compact"/>
+        <w:numPr>
+          <w:ilvl w:val="0"/>
+          <w:numId w:val="2"/>
+        </w:numPr>
+      </w:pPr>
+      <w:r>
+        <w:t>No Critical or High finding: image filenames are unguessable 32-hex values, traversal is blocked, enumeration reveals only set membership, and the revocation window is bounded at 2 hours.</w:t>
+      </w:r>
+    </w:p>
+    <w:p>
+      <w:pPr>
+        <w:pStyle w:val="Heading1"/>
+      </w:pPr>
+      <w:bookmarkStart w:id="2" w:name="_Toc241522888"/>
+      <w:bookmarkStart w:id="3" w:name="scope-of-testing"/>
+      <w:bookmarkEnd w:id="0"/>
     </w:p>
     <w:p>
       <w:pPr>
         <w:pStyle w:val="BodyText"/>
       </w:pPr>
-      <w:r>
-        <w:rPr>
-          <w:i/>
-          <w:iCs/>
-        </w:rPr>
-        <w:t>Note: Replace [Student Name] / [Student ID] before submission. Severity ratings are the assessing student’s proposed classification with written justification.</w:t>
-      </w:r>
     </w:p>
     <w:p>
       <w:pPr>
         <w:pStyle w:val="Heading1"/>
       </w:pPr>
-      <w:bookmarkStart w:id="0" w:name="executive-summary"/>
-      <w:bookmarkStart w:id="1" w:name="_Toc241522887"/>
-      <w:r>
-        <w:t>1. Executive Summary</w:t>
-      </w:r>
-      <w:bookmarkEnd w:id="1"/>
-    </w:p>
-    <w:p>
-      <w:pPr>
-        <w:pStyle w:val="FirstParagraph"/>
-      </w:pPr>
-      <w:r>
-        <w:t xml:space="preserve">This report documents an independent privacy and data-leakage assessment of FASHORA, executed with </w:t>
-      </w:r>
-      <w:r>
-        <w:rPr>
-          <w:b/>
-          <w:bCs/>
-        </w:rPr>
-        <w:t>18 live adversarial probes</w:t>
-      </w:r>
-      <w:r>
-        <w:t xml:space="preserve"> against the running backend (Agent 1 :8001, Agent 2 :8002, Agent 3 :8003). The test design uses a </w:t>
-      </w:r>
-      <w:r>
-        <w:rPr>
-          <w:b/>
-          <w:bCs/>
-        </w:rPr>
-        <w:t>two-account differential model</w:t>
-      </w:r>
-      <w:r>
-        <w:t xml:space="preserve">: the existing owner account (User A, id 1) and a second real account (User B) registered through the public registration endpoint at harness runtime. Every protected object is addressed by exactly one identity, and every rejection is followed by a </w:t>
-      </w:r>
-      <w:r>
-        <w:rPr>
-          <w:b/>
-          <w:bCs/>
-        </w:rPr>
-        <w:t>post-state verification</w:t>
-      </w:r>
-      <w:r>
-        <w:t xml:space="preserve"> proving the object was not merely denied but left untouched.</w:t>
-      </w:r>
-    </w:p>
-    <w:p>
-      <w:pPr>
-        <w:pStyle w:val="BodyText"/>
-      </w:pPr>
-      <w:r>
-        <w:rPr>
-          <w:b/>
-          <w:bCs/>
-        </w:rPr>
-        <w:t>Major findings:</w:t>
-      </w:r>
-    </w:p>
-    <w:p>
-      <w:pPr>
-        <w:pStyle w:val="Compact"/>
-        <w:numPr>
-          <w:ilvl w:val="0"/>
-          <w:numId w:val="2"/>
-        </w:numPr>
-      </w:pPr>
-      <w:r>
-        <w:rPr>
-          <w:b/>
-          <w:bCs/>
-        </w:rPr>
-        <w:t>The tenant-isolation core is sound: 0 successful cross-user breaches out of 7 IDOR attempts</w:t>
-      </w:r>
-      <w:r>
-        <w:t xml:space="preserve"> — wardrobe read/update/delete, analysis read, latest-analysis exposure, search-history read/delete, and budget-usage access were all rejected (401/403/404) with no data in the rejection bodies, and owner re-reads confirmed immutability.</w:t>
-      </w:r>
-    </w:p>
-    <w:p>
-      <w:pPr>
-        <w:pStyle w:val="Compact"/>
-        <w:numPr>
-          <w:ilvl w:val="0"/>
-          <w:numId w:val="2"/>
-        </w:numPr>
-      </w:pPr>
-      <w:r>
-        <w:rPr>
-          <w:b/>
-          <w:bCs/>
-        </w:rPr>
-        <w:t>Authentication strength verified: 4/4 token attacks rejected</w:t>
-      </w:r>
-      <w:r>
-        <w:t xml:space="preserve"> — anonymous, garbage-bearer, signature-tampered, expired, and </w:t>
-      </w:r>
-      <w:r>
-        <w:rPr>
-          <w:rStyle w:val="VerbatimChar"/>
-        </w:rPr>
-        <w:t>alg:none</w:t>
-      </w:r>
-      <w:r>
-        <w:t xml:space="preserve">-forged tokens all received generic 401s. Password storage was proven at the database layer: 60-character bcrypt </w:t>
-      </w:r>
-      <w:r>
-        <w:rPr>
-          <w:rStyle w:val="VerbatimChar"/>
-        </w:rPr>
-        <w:t>$2b$</w:t>
-      </w:r>
-      <w:r>
-        <w:t xml:space="preserve"> hash, plaintext never present. Zero secret/PII leak markers in 18/18 captured responses.</w:t>
-      </w:r>
-    </w:p>
-    <w:p>
-      <w:pPr>
-        <w:pStyle w:val="Compact"/>
-        <w:numPr>
-          <w:ilvl w:val="0"/>
-          <w:numId w:val="2"/>
-        </w:numPr>
-      </w:pPr>
-      <w:r>
-        <w:rPr>
-          <w:b/>
-          <w:bCs/>
-        </w:rPr>
-        <w:t>Four genuine weaknesses identified</w:t>
-      </w:r>
-      <w:r>
-        <w:t xml:space="preserve"> (proposed: 1 Medium, 2 Low, 1 Informational): the most significant is </w:t>
-      </w:r>
-      <w:r>
-        <w:rPr>
-          <w:b/>
-          <w:bCs/>
-        </w:rPr>
-        <w:t>unauthenticated access to stored wardrobe photographs</w:t>
-      </w:r>
-      <w:r>
-        <w:t xml:space="preserve"> via the public </w:t>
-      </w:r>
-      <w:r>
-        <w:rPr>
-          <w:rStyle w:val="VerbatimChar"/>
-        </w:rPr>
-        <w:t>/uploads</w:t>
-      </w:r>
-      <w:r>
-        <w:t xml:space="preserve"> static mount (V-01) — images of a user’s own body and clothing, the most sensitive PII in this system, are retrievable by anyone holding the URL, because the static mount sits outside the JWT dependency chain that protects every API route. Also: account enumeration </w:t>
-      </w:r>
       <w:r>
         <w:lastRenderedPageBreak/>
-        <w:t>through the duplicate-registration message (V-02), stateless tokens that logout cannot revoke (V-03), and indefinite retention without TTL or user-facing erasure (V-04).</w:t>
-      </w:r>
-    </w:p>
-    <w:p>
-      <w:pPr>
-        <w:pStyle w:val="Compact"/>
-        <w:numPr>
-          <w:ilvl w:val="0"/>
-          <w:numId w:val="2"/>
-        </w:numPr>
-      </w:pPr>
-      <w:r>
-        <w:t>No Critical or High finding: image filenames are unguessable 32-hex values, traversal is blocked, enumeration reveals only set membership, and the revocation window is bounded at 2 hours.</w:t>
-      </w:r>
-    </w:p>
-    <w:p>
-      <w:pPr>
-        <w:pStyle w:val="Heading1"/>
-      </w:pPr>
-      <w:bookmarkStart w:id="2" w:name="scope-of-testing"/>
-      <w:bookmarkStart w:id="3" w:name="_Toc241522888"/>
-      <w:bookmarkEnd w:id="0"/>
-      <w:r>
-        <w:t>2. Scope of Testing</w:t>
-      </w:r>
-      <w:bookmarkEnd w:id="3"/>
+        <w:t>2</w:t>
+      </w:r>
+      <w:r>
+        <w:t>. Scope of Testing</w:t>
+      </w:r>
+      <w:bookmarkEnd w:id="2"/>
     </w:p>
     <w:p>
       <w:pPr>
         <w:pStyle w:val="Heading2"/>
       </w:pPr>
-      <w:bookmarkStart w:id="4" w:name="system-evaluated"/>
-      <w:bookmarkStart w:id="5" w:name="_Toc241522889"/>
+      <w:bookmarkStart w:id="4" w:name="_Toc241522889"/>
+      <w:bookmarkStart w:id="5" w:name="system-evaluated"/>
       <w:r>
         <w:t>2.1 System evaluated</w:t>
       </w:r>
-      <w:bookmarkEnd w:id="5"/>
+      <w:bookmarkEnd w:id="4"/>
     </w:p>
     <w:tbl>
       <w:tblPr>
@@ -2108,7 +2247,21 @@
                 <w:b/>
                 <w:bCs/>
               </w:rPr>
-              <w:t>Agent 1 — Wardrobe &amp; NLP</w:t>
+              <w:t xml:space="preserve">Agent 1 </w:t>
+            </w:r>
+            <w:r>
+              <w:rPr>
+                <w:b/>
+                <w:bCs/>
+              </w:rPr>
+              <w:t>-</w:t>
+            </w:r>
+            <w:r>
+              <w:rPr>
+                <w:b/>
+                <w:bCs/>
+              </w:rPr>
+              <w:t xml:space="preserve"> Wardrobe &amp; NLP</w:t>
             </w:r>
             <w:r>
               <w:t xml:space="preserve"> (:8001)</w:t>
@@ -2165,7 +2318,21 @@
                 <w:b/>
                 <w:bCs/>
               </w:rPr>
-              <w:t>Agent 2 — Retrieval</w:t>
+              <w:t xml:space="preserve">Agent 2 </w:t>
+            </w:r>
+            <w:r>
+              <w:rPr>
+                <w:b/>
+                <w:bCs/>
+              </w:rPr>
+              <w:t>-</w:t>
+            </w:r>
+            <w:r>
+              <w:rPr>
+                <w:b/>
+                <w:bCs/>
+              </w:rPr>
+              <w:t xml:space="preserve"> Retrieval</w:t>
             </w:r>
             <w:r>
               <w:t xml:space="preserve"> (:8002)</w:t>
@@ -2213,7 +2380,21 @@
                 <w:b/>
                 <w:bCs/>
               </w:rPr>
-              <w:t>Agent 3 — Budget</w:t>
+              <w:t xml:space="preserve">Agent 3 </w:t>
+            </w:r>
+            <w:r>
+              <w:rPr>
+                <w:b/>
+                <w:bCs/>
+              </w:rPr>
+              <w:t>-</w:t>
+            </w:r>
+            <w:r>
+              <w:rPr>
+                <w:b/>
+                <w:bCs/>
+              </w:rPr>
+              <w:t xml:space="preserve"> Budget</w:t>
             </w:r>
             <w:r>
               <w:t xml:space="preserve"> (:8003)</w:t>
@@ -2302,162 +2483,208 @@
       <w:pPr>
         <w:pStyle w:val="Heading2"/>
       </w:pPr>
-      <w:bookmarkStart w:id="6" w:name="X26a49f92f46b6a46b60eebdfab88b06a2cfcc32"/>
-      <w:bookmarkStart w:id="7" w:name="_Toc241522890"/>
-      <w:bookmarkEnd w:id="4"/>
+      <w:bookmarkStart w:id="6" w:name="_Toc241522890"/>
+      <w:bookmarkStart w:id="7" w:name="X26a49f92f46b6a46b60eebdfab88b06a2cfcc32"/>
+      <w:bookmarkEnd w:id="5"/>
       <w:r>
         <w:t>2.2 Specialization coverage (brief areas → tests)</w:t>
       </w:r>
+      <w:bookmarkEnd w:id="6"/>
+    </w:p>
+    <w:p>
+      <w:pPr>
+        <w:pStyle w:val="Compact"/>
+        <w:numPr>
+          <w:ilvl w:val="0"/>
+          <w:numId w:val="3"/>
+        </w:numPr>
+      </w:pPr>
+      <w:r>
+        <w:rPr>
+          <w:b/>
+          <w:bCs/>
+        </w:rPr>
+        <w:t>Sensitive Information Leakage</w:t>
+      </w:r>
+      <w:r>
+        <w:t xml:space="preserve"> </w:t>
+      </w:r>
+      <w:r>
+        <w:t>-</w:t>
+      </w:r>
+      <w:r>
+        <w:t xml:space="preserve"> PR-01, PR-09, PR-15, PR-18 (error/response hygiene), suite-wide leak-marker scan</w:t>
+      </w:r>
+    </w:p>
+    <w:p>
+      <w:pPr>
+        <w:pStyle w:val="Compact"/>
+        <w:numPr>
+          <w:ilvl w:val="0"/>
+          <w:numId w:val="3"/>
+        </w:numPr>
+      </w:pPr>
+      <w:r>
+        <w:rPr>
+          <w:b/>
+          <w:bCs/>
+        </w:rPr>
+        <w:t>PII Exposure</w:t>
+      </w:r>
+      <w:r>
+        <w:t xml:space="preserve"> </w:t>
+      </w:r>
+      <w:r>
+        <w:t>-</w:t>
+      </w:r>
+      <w:r>
+        <w:t xml:space="preserve"> PR-01, PR-03, PR-07, PR-17 (profile fields, analyses, photographs)</w:t>
+      </w:r>
+    </w:p>
+    <w:p>
+      <w:pPr>
+        <w:pStyle w:val="Compact"/>
+        <w:numPr>
+          <w:ilvl w:val="0"/>
+          <w:numId w:val="3"/>
+        </w:numPr>
+      </w:pPr>
+      <w:r>
+        <w:rPr>
+          <w:b/>
+          <w:bCs/>
+        </w:rPr>
+        <w:t>Conversation Memory Leakage</w:t>
+      </w:r>
+      <w:r>
+        <w:t xml:space="preserve"> </w:t>
+      </w:r>
+      <w:r>
+        <w:t>-</w:t>
+      </w:r>
+      <w:r>
+        <w:t xml:space="preserve"> PR-08, PR-13 (stored analyses and search history across users)</w:t>
+      </w:r>
+    </w:p>
+    <w:p>
+      <w:pPr>
+        <w:pStyle w:val="Compact"/>
+        <w:numPr>
+          <w:ilvl w:val="0"/>
+          <w:numId w:val="3"/>
+        </w:numPr>
+      </w:pPr>
+      <w:r>
+        <w:rPr>
+          <w:b/>
+          <w:bCs/>
+        </w:rPr>
+        <w:t>Authentication Weaknesses</w:t>
+      </w:r>
+      <w:r>
+        <w:t xml:space="preserve"> </w:t>
+      </w:r>
+      <w:r>
+        <w:t>-</w:t>
+      </w:r>
+      <w:r>
+        <w:t xml:space="preserve"> PR-09 – PR-12 (missing/garbage/tampered/expired/forged tokens), PR-16 (credential storage)</w:t>
+      </w:r>
+    </w:p>
+    <w:p>
+      <w:pPr>
+        <w:pStyle w:val="Compact"/>
+        <w:numPr>
+          <w:ilvl w:val="0"/>
+          <w:numId w:val="3"/>
+        </w:numPr>
+      </w:pPr>
+      <w:r>
+        <w:rPr>
+          <w:b/>
+          <w:bCs/>
+        </w:rPr>
+        <w:t>User Data Protection</w:t>
+      </w:r>
+      <w:r>
+        <w:t xml:space="preserve"> </w:t>
+      </w:r>
+      <w:r>
+        <w:t>-</w:t>
+      </w:r>
+      <w:r>
+        <w:t xml:space="preserve"> PR-02 – PR-07, PR-14 (object-level authorization, tenant isolation)</w:t>
+      </w:r>
+    </w:p>
+    <w:p>
+      <w:pPr>
+        <w:pStyle w:val="Compact"/>
+        <w:numPr>
+          <w:ilvl w:val="0"/>
+          <w:numId w:val="3"/>
+        </w:numPr>
+      </w:pPr>
+      <w:r>
+        <w:rPr>
+          <w:b/>
+          <w:bCs/>
+        </w:rPr>
+        <w:t>Privacy Compliance</w:t>
+      </w:r>
+      <w:r>
+        <w:t xml:space="preserve"> </w:t>
+      </w:r>
+      <w:r>
+        <w:t>-</w:t>
+      </w:r>
+      <w:r>
+        <w:t xml:space="preserve"> PR-17 (unauthorized access), PR-13/PR-08 (erasure/access posture), V-04 (retention/minimisation)</w:t>
+      </w:r>
+    </w:p>
+    <w:p>
+      <w:pPr>
+        <w:pStyle w:val="Heading2"/>
+      </w:pPr>
+      <w:bookmarkStart w:id="8" w:name="_Toc241522891"/>
+      <w:bookmarkStart w:id="9" w:name="scope-limitations"/>
       <w:bookmarkEnd w:id="7"/>
     </w:p>
     <w:p>
       <w:pPr>
-        <w:pStyle w:val="Compact"/>
-        <w:numPr>
-          <w:ilvl w:val="0"/>
-          <w:numId w:val="3"/>
-        </w:numPr>
-      </w:pPr>
-      <w:r>
-        <w:rPr>
-          <w:b/>
-          <w:bCs/>
-        </w:rPr>
-        <w:t>Sensitive Information Leakage</w:t>
-      </w:r>
-      <w:r>
-        <w:t xml:space="preserve"> — PR-01, PR-09, PR-15, PR-18 (error/response hygiene), suite-wide leak-marker scan</w:t>
-      </w:r>
-    </w:p>
-    <w:p>
-      <w:pPr>
-        <w:pStyle w:val="Compact"/>
-        <w:numPr>
-          <w:ilvl w:val="0"/>
-          <w:numId w:val="3"/>
-        </w:numPr>
-      </w:pPr>
-      <w:r>
-        <w:rPr>
-          <w:b/>
-          <w:bCs/>
-        </w:rPr>
-        <w:t>PII Exposure</w:t>
-      </w:r>
-      <w:r>
-        <w:t xml:space="preserve"> — PR-01, PR-03, PR-07, PR-17 (profile fields, analyses, photographs)</w:t>
-      </w:r>
-    </w:p>
-    <w:p>
-      <w:pPr>
-        <w:pStyle w:val="Compact"/>
-        <w:numPr>
-          <w:ilvl w:val="0"/>
-          <w:numId w:val="3"/>
-        </w:numPr>
-      </w:pPr>
-      <w:r>
-        <w:rPr>
-          <w:b/>
-          <w:bCs/>
-        </w:rPr>
-        <w:t>Conversation Memory Leakage</w:t>
-      </w:r>
-      <w:r>
-        <w:t xml:space="preserve"> — PR-08, PR-13 (stored analyses and search history across users)</w:t>
-      </w:r>
-    </w:p>
-    <w:p>
-      <w:pPr>
-        <w:pStyle w:val="Compact"/>
-        <w:numPr>
-          <w:ilvl w:val="0"/>
-          <w:numId w:val="3"/>
-        </w:numPr>
-      </w:pPr>
-      <w:r>
-        <w:rPr>
-          <w:b/>
-          <w:bCs/>
-        </w:rPr>
-        <w:t>Authentication Weaknesses</w:t>
-      </w:r>
-      <w:r>
-        <w:t xml:space="preserve"> — PR-09 – PR-12 (missing/garbage/tampered/expired/forged tokens), PR-16 (credential storage)</w:t>
-      </w:r>
-    </w:p>
-    <w:p>
-      <w:pPr>
-        <w:pStyle w:val="Compact"/>
-        <w:numPr>
-          <w:ilvl w:val="0"/>
-          <w:numId w:val="3"/>
-        </w:numPr>
-      </w:pPr>
-      <w:r>
-        <w:rPr>
-          <w:b/>
-          <w:bCs/>
-        </w:rPr>
-        <w:t>User Data Protection</w:t>
-      </w:r>
-      <w:r>
-        <w:t xml:space="preserve"> — PR-02 – PR-07, PR-14 (object-level authorization, tenant isolation)</w:t>
-      </w:r>
-    </w:p>
-    <w:p>
-      <w:pPr>
-        <w:pStyle w:val="Compact"/>
-        <w:numPr>
-          <w:ilvl w:val="0"/>
-          <w:numId w:val="3"/>
-        </w:numPr>
-      </w:pPr>
-      <w:r>
-        <w:rPr>
-          <w:b/>
-          <w:bCs/>
-        </w:rPr>
-        <w:t>Privacy Compliance</w:t>
-      </w:r>
-      <w:r>
-        <w:t xml:space="preserve"> — PR-17 (unauthorized access), PR-13/PR-08 (erasure/access posture), V-04 (retention/minimisation)</w:t>
-      </w:r>
+        <w:pStyle w:val="BodyText"/>
+      </w:pPr>
     </w:p>
     <w:p>
       <w:pPr>
         <w:pStyle w:val="Heading2"/>
       </w:pPr>
-      <w:bookmarkStart w:id="8" w:name="scope-limitations"/>
-      <w:bookmarkStart w:id="9" w:name="_Toc241522891"/>
-      <w:bookmarkEnd w:id="6"/>
+      <w:r>
+        <w:t>2.3 Scope limitations</w:t>
+      </w:r>
+      <w:bookmarkEnd w:id="8"/>
+    </w:p>
+    <w:p>
+      <w:pPr>
+        <w:pStyle w:val="Compact"/>
+        <w:numPr>
+          <w:ilvl w:val="0"/>
+          <w:numId w:val="4"/>
+        </w:numPr>
+      </w:pPr>
+      <w:r>
+        <w:t>Password brute-force / credential-stuffing were out of scope (rate limiting is assessed in the S4 suite).</w:t>
+      </w:r>
+    </w:p>
+    <w:p>
+      <w:pPr>
+        <w:pStyle w:val="Compact"/>
+        <w:numPr>
+          <w:ilvl w:val="0"/>
+          <w:numId w:val="4"/>
+        </w:numPr>
+      </w:pPr>
       <w:r>
         <w:lastRenderedPageBreak/>
-        <w:t>2.3 Scope limitations</w:t>
-      </w:r>
-      <w:bookmarkEnd w:id="9"/>
-    </w:p>
-    <w:p>
-      <w:pPr>
-        <w:pStyle w:val="Compact"/>
-        <w:numPr>
-          <w:ilvl w:val="0"/>
-          <w:numId w:val="4"/>
-        </w:numPr>
-      </w:pPr>
-      <w:r>
-        <w:t>Password brute-force / credential-stuffing were out of scope (rate limiting is assessed in the S4 suite).</w:t>
-      </w:r>
-    </w:p>
-    <w:p>
-      <w:pPr>
-        <w:pStyle w:val="Compact"/>
-        <w:numPr>
-          <w:ilvl w:val="0"/>
-          <w:numId w:val="4"/>
-        </w:numPr>
-      </w:pPr>
-      <w:r>
         <w:t>User B is API-only by design: its password is generated at runtime and deliberately never stored, so browser-UI evidence for B was not captured; the UI exercises identical endpoints.</w:t>
       </w:r>
     </w:p>
@@ -2517,25 +2744,25 @@
       <w:pPr>
         <w:pStyle w:val="Heading1"/>
       </w:pPr>
-      <w:bookmarkStart w:id="10" w:name="evaluation-methodology"/>
-      <w:bookmarkStart w:id="11" w:name="_Toc241522892"/>
-      <w:bookmarkEnd w:id="2"/>
-      <w:bookmarkEnd w:id="8"/>
+      <w:bookmarkStart w:id="10" w:name="_Toc241522892"/>
+      <w:bookmarkStart w:id="11" w:name="evaluation-methodology"/>
+      <w:bookmarkEnd w:id="3"/>
+      <w:bookmarkEnd w:id="9"/>
       <w:r>
         <w:t>3. Evaluation Methodology</w:t>
       </w:r>
-      <w:bookmarkEnd w:id="11"/>
+      <w:bookmarkEnd w:id="10"/>
     </w:p>
     <w:p>
       <w:pPr>
         <w:pStyle w:val="Heading2"/>
       </w:pPr>
-      <w:bookmarkStart w:id="12" w:name="testing-methodology"/>
-      <w:bookmarkStart w:id="13" w:name="_Toc241522893"/>
+      <w:bookmarkStart w:id="12" w:name="_Toc241522893"/>
+      <w:bookmarkStart w:id="13" w:name="testing-methodology"/>
       <w:r>
         <w:t>3.1 Testing methodology</w:t>
       </w:r>
-      <w:bookmarkEnd w:id="13"/>
+      <w:bookmarkEnd w:id="12"/>
     </w:p>
     <w:p>
       <w:pPr>
@@ -2549,7 +2776,19 @@
         <w:t>Framework alignment:</w:t>
       </w:r>
       <w:r>
-        <w:t xml:space="preserve"> OWASP Top 10 for LLM Applications — LLM02 (Sensitive Information Disclosure), LLM06 (Excessive Agency via object-level access); OWASP API Security Top 10 — API1 Broken Object Level Authorization, API2 Broken Authentication, API3 Excessive Data Exposure, API5 Broken Function Level Authorization.</w:t>
+        <w:t xml:space="preserve"> OWASP Top 10 for LLM Applications </w:t>
+      </w:r>
+      <w:r>
+        <w:t>-</w:t>
+      </w:r>
+      <w:r>
+        <w:t xml:space="preserve"> LLM02 (Sensitive Information Disclosure), LLM06 (Excessive Agency via object-level access); OWASP API Security Top 10 </w:t>
+      </w:r>
+      <w:r>
+        <w:t>-</w:t>
+      </w:r>
+      <w:r>
+        <w:t xml:space="preserve"> API1 Broken Object Level Authorization, API2 Broken Authentication, API3 Excessive Data Exposure, API5 Broken Function Level Authorization.</w:t>
       </w:r>
     </w:p>
     <w:p>
@@ -2572,9 +2811,6 @@
         <w:pStyle w:val="BodyText"/>
       </w:pPr>
       <w:r>
-        <w:rPr>
-          <w:b w:val="0"/>
-        </w:rPr>
         <w:t>Token attacks were produced against the real signing configuration (python-jose, HMAC-SHA256): a valid token with one signature bit flipped, a token minted with an expiry in the past, and an unsigned forgery that claims to belong to user 1.</w:t>
       </w:r>
     </w:p>
@@ -2652,6 +2888,9 @@
         <w:pStyle w:val="BodyText"/>
       </w:pPr>
       <w:r>
+        <w:rPr>
+          <w:noProof/>
+        </w:rPr>
         <w:lastRenderedPageBreak/>
         <w:drawing>
           <wp:inline distT="0" distB="0" distL="0" distR="0" wp14:anchorId="4974A721" wp14:editId="27CC0753">
@@ -2699,20 +2938,34 @@
           <w:i/>
           <w:iCs/>
         </w:rPr>
-        <w:t>Figure 1 — Live execution of the 18-probe two-account privacy harness; all object-level authorization and token-forgery probes rejected, zero leak markers in captured responses.</w:t>
+        <w:t xml:space="preserve">Figure 1 </w:t>
+      </w:r>
+      <w:r>
+        <w:rPr>
+          <w:i/>
+          <w:iCs/>
+        </w:rPr>
+        <w:t>-</w:t>
+      </w:r>
+      <w:r>
+        <w:rPr>
+          <w:i/>
+          <w:iCs/>
+        </w:rPr>
+        <w:t xml:space="preserve"> Live execution of the 18-probe two-account privacy harness; all object-level authorization and token-forgery probes rejected, zero leak markers in captured responses.</w:t>
       </w:r>
     </w:p>
     <w:p>
       <w:pPr>
         <w:pStyle w:val="Heading2"/>
       </w:pPr>
-      <w:bookmarkStart w:id="14" w:name="tools-used"/>
-      <w:bookmarkStart w:id="15" w:name="_Toc241522894"/>
-      <w:bookmarkEnd w:id="12"/>
+      <w:bookmarkStart w:id="14" w:name="_Toc241522894"/>
+      <w:bookmarkStart w:id="15" w:name="tools-used"/>
+      <w:bookmarkEnd w:id="13"/>
       <w:r>
         <w:t>3.2 Tools used</w:t>
       </w:r>
-      <w:bookmarkEnd w:id="15"/>
+      <w:bookmarkEnd w:id="14"/>
     </w:p>
     <w:tbl>
       <w:tblPr>
@@ -2910,85 +3163,85 @@
       <w:pPr>
         <w:pStyle w:val="Heading2"/>
       </w:pPr>
-      <w:bookmarkStart w:id="16" w:name="testing-environment"/>
-      <w:bookmarkStart w:id="17" w:name="_Toc241522895"/>
-      <w:bookmarkEnd w:id="14"/>
+      <w:bookmarkStart w:id="16" w:name="_Toc241522895"/>
+      <w:bookmarkStart w:id="17" w:name="testing-environment"/>
+      <w:bookmarkEnd w:id="15"/>
       <w:r>
         <w:t>3.3 Testing environment</w:t>
       </w:r>
+      <w:bookmarkEnd w:id="16"/>
+    </w:p>
+    <w:p>
+      <w:pPr>
+        <w:pStyle w:val="FirstParagraph"/>
+      </w:pPr>
+      <w:r>
+        <w:t>Windows 10 (build 26200), local development deployment; Agents 1–3 running with per-agent virtual environments; PostgreSQL 16; production Gemini mode. Suite executed 2026-09-28 15:50 UTC (one continuous run: the earliest evidence record is timestamped 15:50:06Z and responses/summary.json 15:50:07Z). Tokens, passwords and hashes are redacted from all artifacts (</w:t>
+      </w:r>
+      <w:r>
+        <w:rPr>
+          <w:rStyle w:val="VerbatimChar"/>
+        </w:rPr>
+        <w:t>"Bearer JWT [REDACTED FROM EVIDENCE]"</w:t>
+      </w:r>
+      <w:r>
+        <w:t>).</w:t>
+      </w:r>
+    </w:p>
+    <w:p>
+      <w:pPr>
+        <w:pStyle w:val="Heading2"/>
+      </w:pPr>
+      <w:bookmarkStart w:id="18" w:name="_Toc241522896"/>
+      <w:bookmarkStart w:id="19" w:name="evaluation-criteria"/>
       <w:bookmarkEnd w:id="17"/>
+      <w:r>
+        <w:t>3.4 Evaluation criteria</w:t>
+      </w:r>
+      <w:bookmarkEnd w:id="18"/>
     </w:p>
     <w:p>
       <w:pPr>
         <w:pStyle w:val="FirstParagraph"/>
       </w:pPr>
       <w:r>
-        <w:t>Windows 10 (build 26200), local development deployment; Agents 1–3 running with per-agent virtual environments; PostgreSQL 16; production Gemini mode. Suite executed 2026-09-28 15:50 UTC (one continuous run: the earliest evidence record is timestamped 15:50:06Z and responses/summary.json 15:50:07Z). Tokens, passwords and hashes are redacted from all artifacts (</w:t>
-      </w:r>
-      <w:r>
-        <w:rPr>
-          <w:rStyle w:val="VerbatimChar"/>
-        </w:rPr>
-        <w:t>"Bearer JWT [REDACTED FROM EVIDENCE]"</w:t>
-      </w:r>
-      <w:r>
-        <w:t>).</w:t>
-      </w:r>
-    </w:p>
-    <w:p>
-      <w:pPr>
-        <w:pStyle w:val="Heading2"/>
-      </w:pPr>
-      <w:bookmarkStart w:id="18" w:name="evaluation-criteria"/>
-      <w:bookmarkStart w:id="19" w:name="_Toc241522896"/>
-      <w:bookmarkEnd w:id="16"/>
-      <w:r>
-        <w:t>3.4 Evaluation criteria</w:t>
-      </w:r>
+        <w:t xml:space="preserve">A test </w:t>
+      </w:r>
+      <w:r>
+        <w:rPr>
+          <w:b/>
+          <w:bCs/>
+        </w:rPr>
+        <w:t>PASSES</w:t>
+      </w:r>
+      <w:r>
+        <w:t xml:space="preserve"> when the privacy control holds (rejection + post-state verification + clean rejection body). Deviations are recorded as findings with severity proposals regardless of whether exploitation succeeded end-to-end; latent exposure (e.g., unauthenticated static files) is scored on reachability, not on whether it was abused at scale.</w:t>
+      </w:r>
+    </w:p>
+    <w:p>
+      <w:pPr>
+        <w:pStyle w:val="Heading1"/>
+      </w:pPr>
+      <w:bookmarkStart w:id="20" w:name="_Toc241522897"/>
+      <w:bookmarkStart w:id="21" w:name="test-cases-performed"/>
+      <w:bookmarkEnd w:id="11"/>
       <w:bookmarkEnd w:id="19"/>
-    </w:p>
-    <w:p>
-      <w:pPr>
-        <w:pStyle w:val="FirstParagraph"/>
-      </w:pPr>
-      <w:r>
-        <w:t xml:space="preserve">A test </w:t>
-      </w:r>
-      <w:r>
-        <w:rPr>
-          <w:b/>
-          <w:bCs/>
-        </w:rPr>
-        <w:t>PASSES</w:t>
-      </w:r>
-      <w:r>
-        <w:t xml:space="preserve"> when the privacy control holds (rejection + post-state verification + clean rejection body). Deviations are recorded as findings with severity proposals regardless of whether exploitation succeeded end-to-end; latent exposure (e.g., unauthenticated static files) is scored on reachability, not on whether it was abused at scale.</w:t>
-      </w:r>
-    </w:p>
-    <w:p>
-      <w:pPr>
-        <w:pStyle w:val="Heading1"/>
-      </w:pPr>
-      <w:bookmarkStart w:id="20" w:name="test-cases-performed"/>
-      <w:bookmarkStart w:id="21" w:name="_Toc241522897"/>
-      <w:bookmarkEnd w:id="10"/>
-      <w:bookmarkEnd w:id="18"/>
       <w:r>
         <w:lastRenderedPageBreak/>
         <w:t>4. Test Cases Performed</w:t>
       </w:r>
-      <w:bookmarkEnd w:id="21"/>
+      <w:bookmarkEnd w:id="20"/>
     </w:p>
     <w:p>
       <w:pPr>
         <w:pStyle w:val="Heading2"/>
       </w:pPr>
-      <w:bookmarkStart w:id="22" w:name="test-case-register-summary"/>
-      <w:bookmarkStart w:id="23" w:name="_Toc241522898"/>
+      <w:bookmarkStart w:id="22" w:name="_Toc241522898"/>
+      <w:bookmarkStart w:id="23" w:name="test-case-register-summary"/>
       <w:r>
         <w:t>Test Case Register (summary)</w:t>
       </w:r>
-      <w:bookmarkEnd w:id="23"/>
+      <w:bookmarkEnd w:id="22"/>
     </w:p>
     <w:tbl>
       <w:tblPr>
@@ -3153,7 +3406,13 @@
               <w:pStyle w:val="Compact"/>
             </w:pPr>
             <w:r>
-              <w:t>Own profile only — no credential fields exposed</w:t>
+              <w:t xml:space="preserve">Own profile only </w:t>
+            </w:r>
+            <w:r>
+              <w:t>-</w:t>
+            </w:r>
+            <w:r>
+              <w:t xml:space="preserve"> no credential fields exposed</w:t>
             </w:r>
           </w:p>
         </w:tc>
@@ -3325,7 +3584,13 @@
               <w:pStyle w:val="Compact"/>
             </w:pPr>
             <w:r>
-              <w:t>B's wardrobe only — none of A's items returned</w:t>
+              <w:t xml:space="preserve">B's wardrobe only </w:t>
+            </w:r>
+            <w:r>
+              <w:t>-</w:t>
+            </w:r>
+            <w:r>
+              <w:t xml:space="preserve"> none of A's items returned</w:t>
             </w:r>
           </w:p>
         </w:tc>
@@ -3411,7 +3676,13 @@
               <w:pStyle w:val="Compact"/>
             </w:pPr>
             <w:r>
-              <w:t>Not found — no item data served</w:t>
+              <w:t xml:space="preserve">Not found </w:t>
+            </w:r>
+            <w:r>
+              <w:t>-</w:t>
+            </w:r>
+            <w:r>
+              <w:t xml:space="preserve"> no item data served</w:t>
             </w:r>
           </w:p>
         </w:tc>
@@ -3497,7 +3768,13 @@
               <w:pStyle w:val="Compact"/>
             </w:pPr>
             <w:r>
-              <w:t>Rejected — A's item is unchanged</w:t>
+              <w:t xml:space="preserve">Rejected </w:t>
+            </w:r>
+            <w:r>
+              <w:t>-</w:t>
+            </w:r>
+            <w:r>
+              <w:t xml:space="preserve"> A's item is unchanged</w:t>
             </w:r>
           </w:p>
         </w:tc>
@@ -3583,7 +3860,13 @@
               <w:pStyle w:val="Compact"/>
             </w:pPr>
             <w:r>
-              <w:t>Rejected — the item still belongs to its owner</w:t>
+              <w:t xml:space="preserve">Rejected </w:t>
+            </w:r>
+            <w:r>
+              <w:t>-</w:t>
+            </w:r>
+            <w:r>
+              <w:t xml:space="preserve"> the item still belongs to its owner</w:t>
             </w:r>
           </w:p>
         </w:tc>
@@ -3669,7 +3952,13 @@
               <w:pStyle w:val="Compact"/>
             </w:pPr>
             <w:r>
-              <w:t>Not found — no analysis text leaked</w:t>
+              <w:t xml:space="preserve">Not found </w:t>
+            </w:r>
+            <w:r>
+              <w:t>-</w:t>
+            </w:r>
+            <w:r>
+              <w:t xml:space="preserve"> no analysis text leaked</w:t>
             </w:r>
           </w:p>
         </w:tc>
@@ -3742,7 +4031,13 @@
               <w:pStyle w:val="Compact"/>
             </w:pPr>
             <w:r>
-              <w:t>null — never A’s record</w:t>
+              <w:t xml:space="preserve">null </w:t>
+            </w:r>
+            <w:r>
+              <w:t>-</w:t>
+            </w:r>
+            <w:r>
+              <w:t xml:space="preserve"> never A’s record</w:t>
             </w:r>
           </w:p>
         </w:tc>
@@ -3755,7 +4050,13 @@
               <w:pStyle w:val="Compact"/>
             </w:pPr>
             <w:r>
-              <w:t>Empty result — never A's record</w:t>
+              <w:t xml:space="preserve">Empty result </w:t>
+            </w:r>
+            <w:r>
+              <w:t>-</w:t>
+            </w:r>
+            <w:r>
+              <w:t xml:space="preserve"> never A's record</w:t>
             </w:r>
           </w:p>
         </w:tc>
@@ -3809,38 +4110,43 @@
               <w:pStyle w:val="Compact"/>
             </w:pPr>
             <w:r>
-              <w:t xml:space="preserve">no-auth / garbage bearer / </w:t>
+              <w:t>no-auth / garbage bearer / empty bearer</w:t>
+            </w:r>
+          </w:p>
+        </w:tc>
+        <w:tc>
+          <w:tcPr>
+            <w:tcW w:w="1320" w:type="dxa"/>
+          </w:tcPr>
+          <w:p>
+            <w:pPr>
+              <w:pStyle w:val="Compact"/>
+            </w:pPr>
+            <w:r>
+              <w:t>401 generic ×3</w:t>
+            </w:r>
+          </w:p>
+        </w:tc>
+        <w:tc>
+          <w:tcPr>
+            <w:tcW w:w="1320" w:type="dxa"/>
+          </w:tcPr>
+          <w:p>
+            <w:pPr>
+              <w:pStyle w:val="Compact"/>
+            </w:pPr>
+            <w:r>
+              <w:t xml:space="preserve">Rejected on all three routes </w:t>
+            </w:r>
+            <w:r>
+              <w:t>-</w:t>
+            </w:r>
+            <w:r>
+              <w:t xml:space="preserve"> no stack trace, </w:t>
             </w:r>
             <w:r>
               <w:lastRenderedPageBreak/>
-              <w:t>empty bearer</w:t>
-            </w:r>
-          </w:p>
-        </w:tc>
-        <w:tc>
-          <w:tcPr>
-            <w:tcW w:w="1320" w:type="dxa"/>
-          </w:tcPr>
-          <w:p>
-            <w:pPr>
-              <w:pStyle w:val="Compact"/>
-            </w:pPr>
-            <w:r>
-              <w:lastRenderedPageBreak/>
-              <w:t>401 generic ×3</w:t>
-            </w:r>
-          </w:p>
-        </w:tc>
-        <w:tc>
-          <w:tcPr>
-            <w:tcW w:w="1320" w:type="dxa"/>
-          </w:tcPr>
-          <w:p>
-            <w:pPr>
-              <w:pStyle w:val="Compact"/>
-            </w:pPr>
-            <w:r>
-              <w:t>Rejected on all three routes — no stack trace, secret or SQL</w:t>
+              <w:t>secret or SQL</w:t>
             </w:r>
           </w:p>
         </w:tc>
@@ -3921,7 +4227,13 @@
               <w:pStyle w:val="Compact"/>
             </w:pPr>
             <w:r>
-              <w:t>Rejected — no data served</w:t>
+              <w:t xml:space="preserve">Rejected </w:t>
+            </w:r>
+            <w:r>
+              <w:t>-</w:t>
+            </w:r>
+            <w:r>
+              <w:t xml:space="preserve"> no data served</w:t>
             </w:r>
           </w:p>
         </w:tc>
@@ -4001,7 +4313,13 @@
               <w:pStyle w:val="Compact"/>
             </w:pPr>
             <w:r>
-              <w:t>Rejected — expiry enforced</w:t>
+              <w:t xml:space="preserve">Rejected </w:t>
+            </w:r>
+            <w:r>
+              <w:t>-</w:t>
+            </w:r>
+            <w:r>
+              <w:t xml:space="preserve"> expiry enforced</w:t>
             </w:r>
           </w:p>
         </w:tc>
@@ -4096,7 +4414,13 @@
               <w:pStyle w:val="Compact"/>
             </w:pPr>
             <w:r>
-              <w:t>Rejected — forged token refused</w:t>
+              <w:t xml:space="preserve">Rejected </w:t>
+            </w:r>
+            <w:r>
+              <w:t>-</w:t>
+            </w:r>
+            <w:r>
+              <w:t xml:space="preserve"> forged token refused</w:t>
             </w:r>
           </w:p>
         </w:tc>
@@ -4194,7 +4518,13 @@
               <w:pStyle w:val="Compact"/>
             </w:pPr>
             <w:r>
-              <w:t>Isolated — A's list stays clean and cross-tenant probes are refused</w:t>
+              <w:t xml:space="preserve">Isolated </w:t>
+            </w:r>
+            <w:r>
+              <w:t>-</w:t>
+            </w:r>
+            <w:r>
+              <w:t xml:space="preserve"> A's list stays clean and cross-tenant probes are refused</w:t>
             </w:r>
           </w:p>
         </w:tc>
@@ -4360,7 +4690,13 @@
               <w:pStyle w:val="Compact"/>
             </w:pPr>
             <w:r>
-              <w:t>Duplicate sign-up returns 400 “Email already registered” — account existence is revealed (→ V-02)</w:t>
+              <w:t xml:space="preserve">Duplicate sign-up returns 400 “Email already registered” </w:t>
+            </w:r>
+            <w:r>
+              <w:t>-</w:t>
+            </w:r>
+            <w:r>
+              <w:t xml:space="preserve"> account existence is revealed (→ V-02)</w:t>
             </w:r>
           </w:p>
         </w:tc>
@@ -4446,7 +4782,13 @@
               <w:pStyle w:val="Compact"/>
             </w:pPr>
             <w:r>
-              <w:t>bcrypt only ($2b$, 60 characters) — no plaintext password</w:t>
+              <w:t xml:space="preserve">bcrypt only ($2b$, 60 characters) </w:t>
+            </w:r>
+            <w:r>
+              <w:t>-</w:t>
+            </w:r>
+            <w:r>
+              <w:t xml:space="preserve"> no plaintext password</w:t>
             </w:r>
           </w:p>
         </w:tc>
@@ -4509,7 +4851,11 @@
               <w:t>GET /uploads/&lt;file&gt;.jpg</w:t>
             </w:r>
             <w:r>
-              <w:t>; encoded path traversal</w:t>
+              <w:t xml:space="preserve">; encoded path </w:t>
+            </w:r>
+            <w:r>
+              <w:lastRenderedPageBreak/>
+              <w:t>traversal</w:t>
             </w:r>
           </w:p>
         </w:tc>
@@ -4522,6 +4868,7 @@
               <w:pStyle w:val="Compact"/>
             </w:pPr>
             <w:r>
+              <w:lastRenderedPageBreak/>
               <w:t>Traversal blocked; access documented</w:t>
             </w:r>
           </w:p>
@@ -4535,7 +4882,11 @@
               <w:pStyle w:val="Compact"/>
             </w:pPr>
             <w:r>
-              <w:t>Uploads are readable with no token at all; path traversal blocked (→ V-01)</w:t>
+              <w:t xml:space="preserve">Uploads are readable with no token at all; path </w:t>
+            </w:r>
+            <w:r>
+              <w:lastRenderedPageBreak/>
+              <w:t>traversal blocked (→ V-01)</w:t>
             </w:r>
           </w:p>
         </w:tc>
@@ -4548,6 +4899,7 @@
               <w:pStyle w:val="Compact"/>
             </w:pPr>
             <w:r>
+              <w:lastRenderedPageBreak/>
               <w:t>FINDING → V-01</w:t>
             </w:r>
           </w:p>
@@ -4615,7 +4967,13 @@
               <w:pStyle w:val="Compact"/>
             </w:pPr>
             <w:r>
-              <w:t>Rejected cleanly — no traceback, SQL or configuration disclosed</w:t>
+              <w:t xml:space="preserve">Rejected cleanly </w:t>
+            </w:r>
+            <w:r>
+              <w:t>-</w:t>
+            </w:r>
+            <w:r>
+              <w:t xml:space="preserve"> no traceback, SQL or configuration disclosed</w:t>
             </w:r>
           </w:p>
         </w:tc>
@@ -4696,9 +5054,8 @@
     </w:p>
     <w:p>
       <w:r>
-        <w:lastRenderedPageBreak/>
         <w:pict w14:anchorId="164A457C">
-          <v:rect id="_x0000_i1045" style="width:0;height:1.5pt" o:hralign="center" o:hrstd="t" o:hr="t"/>
+          <v:rect id="_x0000_i1035" style="width:0;height:1.5pt" o:hralign="center" o:hrstd="t" o:hr="t"/>
         </w:pict>
       </w:r>
     </w:p>
@@ -4706,13 +5063,13 @@
       <w:pPr>
         <w:pStyle w:val="Heading2"/>
       </w:pPr>
-      <w:bookmarkStart w:id="24" w:name="detailed-test-cases"/>
-      <w:bookmarkStart w:id="25" w:name="_Toc241522899"/>
-      <w:bookmarkEnd w:id="22"/>
+      <w:bookmarkStart w:id="24" w:name="_Toc241522899"/>
+      <w:bookmarkStart w:id="25" w:name="detailed-test-cases"/>
+      <w:bookmarkEnd w:id="23"/>
       <w:r>
         <w:t>Detailed test cases</w:t>
       </w:r>
-      <w:bookmarkEnd w:id="25"/>
+      <w:bookmarkEnd w:id="24"/>
     </w:p>
     <w:p>
       <w:pPr>
@@ -4720,7 +5077,13 @@
       </w:pPr>
       <w:bookmarkStart w:id="26" w:name="Xfffdd3b56c15e87fb350050f7edcded1046d21b"/>
       <w:r>
-        <w:t>PR-01 — Authentication response hygiene (PII exposure)</w:t>
+        <w:t xml:space="preserve">PR-01 </w:t>
+      </w:r>
+      <w:r>
+        <w:t>-</w:t>
+      </w:r>
+      <w:r>
+        <w:t xml:space="preserve"> Authentication response hygiene (PII exposure)</w:t>
       </w:r>
     </w:p>
     <w:p>
@@ -4899,7 +5262,13 @@
       <w:bookmarkStart w:id="27" w:name="pr-02-session-scoping"/>
       <w:bookmarkEnd w:id="26"/>
       <w:r>
-        <w:t>PR-02 — Session scoping</w:t>
+        <w:t xml:space="preserve">PR-02 </w:t>
+      </w:r>
+      <w:r>
+        <w:t>-</w:t>
+      </w:r>
+      <w:r>
+        <w:t xml:space="preserve"> Session scoping</w:t>
       </w:r>
     </w:p>
     <w:p>
@@ -5069,7 +5438,13 @@
       <w:bookmarkStart w:id="28" w:name="pr-03-cross-user-list-leakage"/>
       <w:bookmarkEnd w:id="27"/>
       <w:r>
-        <w:t>PR-03 — Cross-user list leakage</w:t>
+        <w:t xml:space="preserve">PR-03 </w:t>
+      </w:r>
+      <w:r>
+        <w:t>-</w:t>
+      </w:r>
+      <w:r>
+        <w:t xml:space="preserve"> Cross-user list leakage</w:t>
       </w:r>
     </w:p>
     <w:p>
@@ -5104,6 +5479,7 @@
           <w:b/>
           <w:bCs/>
         </w:rPr>
+        <w:lastRenderedPageBreak/>
         <w:t>Input:</w:t>
       </w:r>
       <w:r>
@@ -5199,7 +5575,9 @@
         <w:pStyle w:val="Compact"/>
       </w:pPr>
       <w:r>
-        <w:lastRenderedPageBreak/>
+        <w:rPr>
+          <w:noProof/>
+        </w:rPr>
         <w:drawing>
           <wp:inline distT="0" distB="0" distL="0" distR="0" wp14:anchorId="444071ED" wp14:editId="6DEFDF6C">
             <wp:extent cx="5943600" cy="1920875"/>
@@ -5237,6 +5615,9 @@
         </w:drawing>
       </w:r>
       <w:r>
+        <w:rPr>
+          <w:noProof/>
+        </w:rPr>
         <w:drawing>
           <wp:inline distT="0" distB="0" distL="0" distR="0" wp14:anchorId="7A71C830" wp14:editId="017901D7">
             <wp:extent cx="5943600" cy="1977390"/>
@@ -5283,7 +5664,21 @@
           <w:i/>
           <w:iCs/>
         </w:rPr>
-        <w:t>Figure 2 — Two-account differential evidence: a freshly registered user sees zero wardrobe objects and zero history rows, with no identifiers from the owner's data present in any response body or error.</w:t>
+        <w:t xml:space="preserve">Figure 2 </w:t>
+      </w:r>
+      <w:r>
+        <w:rPr>
+          <w:i/>
+          <w:iCs/>
+        </w:rPr>
+        <w:t>-</w:t>
+      </w:r>
+      <w:r>
+        <w:rPr>
+          <w:i/>
+          <w:iCs/>
+        </w:rPr>
+        <w:t xml:space="preserve"> Two-account differential evidence: a freshly registered user sees zero wardrobe objects and zero history rows, with no identifiers from the owner's data present in any response body or error.</w:t>
       </w:r>
     </w:p>
     <w:p>
@@ -5312,7 +5707,13 @@
       <w:bookmarkStart w:id="29" w:name="Xd804ef63e4498c1ba3762c413efc8fe41a636a3"/>
       <w:bookmarkEnd w:id="28"/>
       <w:r>
-        <w:t>PR-04 — IDOR read (object-level authorization)</w:t>
+        <w:t xml:space="preserve">PR-04 </w:t>
+      </w:r>
+      <w:r>
+        <w:t>-</w:t>
+      </w:r>
+      <w:r>
+        <w:t xml:space="preserve"> IDOR read (object-level authorization)</w:t>
       </w:r>
     </w:p>
     <w:p>
@@ -5444,7 +5845,13 @@
         <w:t>Observations:</w:t>
       </w:r>
       <w:r>
-        <w:t xml:space="preserve"> 404 (not 403) is the privacy-preferred answer — it does not confirm the object exists.</w:t>
+        <w:t xml:space="preserve"> 404 (not 403) is the privacy-preferred answer </w:t>
+      </w:r>
+      <w:r>
+        <w:t>-</w:t>
+      </w:r>
+      <w:r>
+        <w:t xml:space="preserve"> it does not confirm the object exists.</w:t>
       </w:r>
     </w:p>
     <w:p>
@@ -5473,7 +5880,14 @@
       <w:bookmarkStart w:id="30" w:name="Xf6126149145a54f5b7f265af6e1e8bce73fb220"/>
       <w:bookmarkEnd w:id="29"/>
       <w:r>
-        <w:t>PR-05 — IDOR update with post-state verification</w:t>
+        <w:lastRenderedPageBreak/>
+        <w:t xml:space="preserve">PR-05 </w:t>
+      </w:r>
+      <w:r>
+        <w:t>-</w:t>
+      </w:r>
+      <w:r>
+        <w:t xml:space="preserve"> IDOR update with post-state verification</w:t>
       </w:r>
     </w:p>
     <w:p>
@@ -5536,7 +5950,6 @@
           <w:b/>
           <w:bCs/>
         </w:rPr>
-        <w:lastRenderedPageBreak/>
         <w:t>Expected:</w:t>
       </w:r>
       <w:r>
@@ -5626,7 +6039,13 @@
       <w:bookmarkStart w:id="31" w:name="pr-06-idor-delete-with-survival-check"/>
       <w:bookmarkEnd w:id="30"/>
       <w:r>
-        <w:t>PR-06 — IDOR delete with survival check</w:t>
+        <w:t xml:space="preserve">PR-06 </w:t>
+      </w:r>
+      <w:r>
+        <w:t>-</w:t>
+      </w:r>
+      <w:r>
+        <w:t xml:space="preserve"> IDOR delete with survival check</w:t>
       </w:r>
     </w:p>
     <w:p>
@@ -5749,7 +6168,13 @@
       <w:bookmarkStart w:id="32" w:name="pr-07-idor-on-persisted-analyses"/>
       <w:bookmarkEnd w:id="31"/>
       <w:r>
-        <w:t>PR-07 — IDOR on persisted analyses</w:t>
+        <w:t xml:space="preserve">PR-07 </w:t>
+      </w:r>
+      <w:r>
+        <w:t>-</w:t>
+      </w:r>
+      <w:r>
+        <w:t xml:space="preserve"> IDOR on persisted analyses</w:t>
       </w:r>
     </w:p>
     <w:p>
@@ -5768,7 +6193,13 @@
         <w:t>Objective:</w:t>
       </w:r>
       <w:r>
-        <w:t xml:space="preserve"> Stored outfit analyses contain free-text user input and inferred attributes — cross-user read must be impossible.</w:t>
+        <w:t xml:space="preserve"> Stored outfit analyses contain free-text user input and inferred attributes </w:t>
+      </w:r>
+      <w:r>
+        <w:t>-</w:t>
+      </w:r>
+      <w:r>
+        <w:t xml:space="preserve"> cross-user read must be impossible.</w:t>
       </w:r>
     </w:p>
     <w:p>
@@ -5891,7 +6322,13 @@
       <w:bookmarkStart w:id="33" w:name="pr-08-latest-analysis-memory-leakage"/>
       <w:bookmarkEnd w:id="32"/>
       <w:r>
-        <w:t>PR-08 — “Latest analysis” memory leakage</w:t>
+        <w:t xml:space="preserve">PR-08 </w:t>
+      </w:r>
+      <w:r>
+        <w:t>-</w:t>
+      </w:r>
+      <w:r>
+        <w:t xml:space="preserve"> “Latest analysis” memory leakage</w:t>
       </w:r>
     </w:p>
     <w:p>
@@ -5966,7 +6403,13 @@
         <w:t>null</w:t>
       </w:r>
       <w:r>
-        <w:t xml:space="preserve"> (B has no history) — never A’s record.</w:t>
+        <w:t xml:space="preserve"> (B has no history) </w:t>
+      </w:r>
+      <w:r>
+        <w:t>-</w:t>
+      </w:r>
+      <w:r>
+        <w:t xml:space="preserve"> never A’s record.</w:t>
       </w:r>
     </w:p>
     <w:p>
@@ -6051,7 +6494,13 @@
       <w:bookmarkStart w:id="34" w:name="X51613d8e4d9e728de88a662154fbf626f5dbe02"/>
       <w:bookmarkEnd w:id="33"/>
       <w:r>
-        <w:t>PR-09 — Unauthenticated and malformed token handling</w:t>
+        <w:t xml:space="preserve">PR-09 </w:t>
+      </w:r>
+      <w:r>
+        <w:t>-</w:t>
+      </w:r>
+      <w:r>
+        <w:t xml:space="preserve"> Unauthenticated and malformed token handling</w:t>
       </w:r>
     </w:p>
     <w:p>
@@ -6114,6 +6563,7 @@
           <w:b/>
           <w:bCs/>
         </w:rPr>
+        <w:lastRenderedPageBreak/>
         <w:t>Actual:</w:t>
       </w:r>
       <w:r>
@@ -6174,8 +6624,13 @@
       <w:bookmarkStart w:id="35" w:name="pr-10-signature-tampering"/>
       <w:bookmarkEnd w:id="34"/>
       <w:r>
-        <w:lastRenderedPageBreak/>
-        <w:t>PR-10 — Signature tampering</w:t>
+        <w:t xml:space="preserve">PR-10 </w:t>
+      </w:r>
+      <w:r>
+        <w:t>-</w:t>
+      </w:r>
+      <w:r>
+        <w:t xml:space="preserve"> Signature tampering</w:t>
       </w:r>
     </w:p>
     <w:p>
@@ -6289,7 +6744,13 @@
       <w:bookmarkStart w:id="36" w:name="pr-11-expired-session-acceptance"/>
       <w:bookmarkEnd w:id="35"/>
       <w:r>
-        <w:t>PR-11 — Expired session acceptance</w:t>
+        <w:t xml:space="preserve">PR-11 </w:t>
+      </w:r>
+      <w:r>
+        <w:t>-</w:t>
+      </w:r>
+      <w:r>
+        <w:t xml:space="preserve"> Expired session acceptance</w:t>
       </w:r>
     </w:p>
     <w:p>
@@ -6403,7 +6864,13 @@
         <w:t>valid</w:t>
       </w:r>
       <w:r>
-        <w:t xml:space="preserve"> window on logout — V-03.</w:t>
+        <w:t xml:space="preserve"> window on logout </w:t>
+      </w:r>
+      <w:r>
+        <w:t>-</w:t>
+      </w:r>
+      <w:r>
+        <w:t xml:space="preserve"> V-03.</w:t>
       </w:r>
     </w:p>
     <w:p>
@@ -6413,7 +6880,13 @@
       <w:bookmarkStart w:id="37" w:name="pr-12-algorithm-stripping-forgery"/>
       <w:bookmarkEnd w:id="36"/>
       <w:r>
-        <w:t>PR-12 — Algorithm-stripping forgery</w:t>
+        <w:t xml:space="preserve">PR-12 </w:t>
+      </w:r>
+      <w:r>
+        <w:t>-</w:t>
+      </w:r>
+      <w:r>
+        <w:t xml:space="preserve"> Algorithm-stripping forgery</w:t>
       </w:r>
     </w:p>
     <w:p>
@@ -6431,10 +6904,19 @@
         <w:t xml:space="preserve">Input: </w:t>
       </w:r>
       <w:r>
-        <w:rPr>
-          <w:b w:val="0"/>
-        </w:rPr>
-        <w:t>an unsigned token — its algorithm set to “none” — claiming to belong to user 1.</w:t>
+        <w:t xml:space="preserve">an unsigned token </w:t>
+      </w:r>
+      <w:r>
+        <w:t>-</w:t>
+      </w:r>
+      <w:r>
+        <w:t xml:space="preserve"> its algorithm set to “none” </w:t>
+      </w:r>
+      <w:r>
+        <w:t>-</w:t>
+      </w:r>
+      <w:r>
+        <w:t xml:space="preserve"> claiming to belong to user 1.</w:t>
       </w:r>
     </w:p>
     <w:p>
@@ -6521,14 +7003,22 @@
       <w:r>
         <w:t xml:space="preserve"> Classic </w:t>
       </w:r>
+      <w:proofErr w:type="spellStart"/>
       <w:r>
         <w:rPr>
           <w:rStyle w:val="VerbatimChar"/>
         </w:rPr>
         <w:t>alg:none</w:t>
       </w:r>
-      <w:r>
-        <w:t xml:space="preserve"> class closed — the library refuses non-signed acceptance regardless of header claims.</w:t>
+      <w:proofErr w:type="spellEnd"/>
+      <w:r>
+        <w:t xml:space="preserve"> class closed </w:t>
+      </w:r>
+      <w:r>
+        <w:t>-</w:t>
+      </w:r>
+      <w:r>
+        <w:t xml:space="preserve"> the library refuses non-signed acceptance regardless of header claims.</w:t>
       </w:r>
     </w:p>
     <w:p>
@@ -6557,7 +7047,13 @@
       <w:bookmarkStart w:id="38" w:name="Xed23a08da68c08eaf23c138b3dd6a6bcf5ccbff"/>
       <w:bookmarkEnd w:id="37"/>
       <w:r>
-        <w:t>PR-13 — Search-history tenant isolation (Agent 2)</w:t>
+        <w:t xml:space="preserve">PR-13 </w:t>
+      </w:r>
+      <w:r>
+        <w:t>-</w:t>
+      </w:r>
+      <w:r>
+        <w:t xml:space="preserve"> Search-history tenant isolation (Agent 2)</w:t>
       </w:r>
     </w:p>
     <w:p>
@@ -6576,7 +7072,13 @@
         <w:t>Objective:</w:t>
       </w:r>
       <w:r>
-        <w:t xml:space="preserve"> History rows hold user query text — a conversation-memory analogue; verify list/read/delete isolation.</w:t>
+        <w:t xml:space="preserve"> History rows hold user query text </w:t>
+      </w:r>
+      <w:r>
+        <w:t>-</w:t>
+      </w:r>
+      <w:r>
+        <w:t xml:space="preserve"> a conversation-memory analogue; verify list/read/delete isolation.</w:t>
       </w:r>
     </w:p>
     <w:p>
@@ -6696,6 +7198,9 @@
         <w:pStyle w:val="Compact"/>
       </w:pPr>
       <w:r>
+        <w:rPr>
+          <w:noProof/>
+        </w:rPr>
         <w:lastRenderedPageBreak/>
         <w:drawing>
           <wp:inline distT="0" distB="0" distL="0" distR="0" wp14:anchorId="6E372DCD" wp14:editId="754A0E87">
@@ -6743,21 +7248,21 @@
           <w:i/>
           <w:iCs/>
         </w:rPr>
-        <w:t>Figure 3 — Finding V-04: user-scoped search history persists across sessions with no automatic expiry; access control is correct, so this is a data-minimisation/retention observation rather than a breach.</w:t>
-      </w:r>
-      <w:proofErr w:type="spellStart"/>
+        <w:t xml:space="preserve">Figure 3 </w:t>
+      </w:r>
       <w:r>
         <w:rPr>
           <w:i/>
           <w:iCs/>
         </w:rPr>
-      </w:r>
-      <w:proofErr w:type="spellEnd"/>
+        <w:t>-</w:t>
+      </w:r>
       <w:r>
         <w:rPr>
           <w:i/>
           <w:iCs/>
         </w:rPr>
+        <w:t xml:space="preserve"> Finding V-04: user-scoped search history persists across sessions with no automatic expiry; access control is correct, so this is a data-minimisation/retention observation rather than a breach.</w:t>
       </w:r>
     </w:p>
     <w:p>
@@ -6786,7 +7291,13 @@
       <w:bookmarkStart w:id="39" w:name="pr-14-usage-data-idor-agent-3"/>
       <w:bookmarkEnd w:id="38"/>
       <w:r>
-        <w:t>PR-14 — Usage-data IDOR (Agent 3)</w:t>
+        <w:t xml:space="preserve">PR-14 </w:t>
+      </w:r>
+      <w:r>
+        <w:t>-</w:t>
+      </w:r>
+      <w:r>
+        <w:t xml:space="preserve"> Usage-data IDOR (Agent 3)</w:t>
       </w:r>
     </w:p>
     <w:p>
@@ -6908,9 +7419,6 @@
         <w:t xml:space="preserve">Observations: </w:t>
       </w:r>
       <w:r>
-        <w:rPr>
-          <w:b w:val="0"/>
-        </w:rPr>
         <w:t>Agent 3's tenant check answers with 403, meaning “this exists but you may not touch it”, which is acceptable here because usage ids are not guessable secrets; compare PR-04, where a foreign object simply returns 404.</w:t>
       </w:r>
     </w:p>
@@ -6940,7 +7448,13 @@
       <w:bookmarkStart w:id="40" w:name="pr-15-account-enumeration"/>
       <w:bookmarkEnd w:id="39"/>
       <w:r>
-        <w:t>PR-15 — Account enumeration</w:t>
+        <w:t xml:space="preserve">PR-15 </w:t>
+      </w:r>
+      <w:r>
+        <w:t>-</w:t>
+      </w:r>
+      <w:r>
+        <w:t xml:space="preserve"> Account enumeration</w:t>
       </w:r>
     </w:p>
     <w:p>
@@ -7063,6 +7577,9 @@
         <w:ind w:left="720"/>
       </w:pPr>
       <w:r>
+        <w:rPr>
+          <w:noProof/>
+        </w:rPr>
         <w:lastRenderedPageBreak/>
         <w:drawing>
           <wp:inline distT="0" distB="0" distL="0" distR="0" wp14:anchorId="664083B3" wp14:editId="54095C11">
@@ -7111,7 +7628,21 @@
           <w:i/>
           <w:iCs/>
         </w:rPr>
-        <w:t>Figure 4 — Finding V-02: the public registration endpoint returns an existence-revealing error for a registered email, allowing account enumeration; the unauthenticated oracle requires no credentials.</w:t>
+        <w:t xml:space="preserve">Figure 4 </w:t>
+      </w:r>
+      <w:r>
+        <w:rPr>
+          <w:i/>
+          <w:iCs/>
+        </w:rPr>
+        <w:t>-</w:t>
+      </w:r>
+      <w:r>
+        <w:rPr>
+          <w:i/>
+          <w:iCs/>
+        </w:rPr>
+        <w:t xml:space="preserve"> Finding V-02: the public registration endpoint returns an existence-revealing error for a registered email, allowing account enumeration; the unauthenticated oracle requires no credentials.</w:t>
       </w:r>
     </w:p>
     <w:p>
@@ -7170,7 +7701,13 @@
       <w:bookmarkEnd w:id="40"/>
       <w:r>
         <w:lastRenderedPageBreak/>
-        <w:t>PR-16 — Credential storage verification</w:t>
+        <w:t xml:space="preserve">PR-16 </w:t>
+      </w:r>
+      <w:r>
+        <w:t>-</w:t>
+      </w:r>
+      <w:r>
+        <w:t xml:space="preserve"> Credential storage verification</w:t>
       </w:r>
     </w:p>
     <w:p>
@@ -7188,9 +7725,6 @@
         <w:t xml:space="preserve">Input: </w:t>
       </w:r>
       <w:r>
-        <w:rPr>
-          <w:b w:val="0"/>
-        </w:rPr>
         <w:t>the stored password column for user B, read directly from the database after registration.</w:t>
       </w:r>
     </w:p>
@@ -7295,7 +7829,13 @@
       <w:bookmarkStart w:id="42" w:name="Xe42e7482a60512601b501503276d7f60ff66216"/>
       <w:bookmarkEnd w:id="41"/>
       <w:r>
-        <w:t>PR-17 — Sensitive image storage: unauthenticated fetch + traversal</w:t>
+        <w:t xml:space="preserve">PR-17 </w:t>
+      </w:r>
+      <w:r>
+        <w:t>-</w:t>
+      </w:r>
+      <w:r>
+        <w:t xml:space="preserve"> Sensitive image storage: unauthenticated fetch + traversal</w:t>
       </w:r>
     </w:p>
     <w:p>
@@ -7332,9 +7872,6 @@
         <w:t xml:space="preserve">Input: </w:t>
       </w:r>
       <w:r>
-        <w:rPr>
-          <w:b w:val="0"/>
-        </w:rPr>
         <w:t>(a) a plain GET /uploads/&lt;32-hex&gt;.jpg with no Authorization header at all, using the filename taken from A's own profile record; (b) encoded path-traversal attempts such as %2e%2e%2f aimed at source files.</w:t>
       </w:r>
     </w:p>
@@ -7419,6 +7956,9 @@
         <w:pStyle w:val="Compact"/>
       </w:pPr>
       <w:r>
+        <w:rPr>
+          <w:noProof/>
+        </w:rPr>
         <w:drawing>
           <wp:inline distT="0" distB="0" distL="0" distR="0" wp14:anchorId="1AEED62A" wp14:editId="13DE2A11">
             <wp:extent cx="5943600" cy="2685415"/>
@@ -7470,14 +8010,31 @@
           <w:i/>
           <w:iCs/>
         </w:rPr>
-        <w:t>Figure 5 — Finding V-01: a stored wardrobe photograph is served by the /uploads static mount to a logged-out InPrivate session; the URL was obtained only through the authenticated API, so any leak of that link makes the image permanently public.</w:t>
-      </w:r>
-    </w:p>
-    <w:p>
-      <w:pPr>
-        <w:pStyle w:val="Compact"/>
-      </w:pPr>
-      <w:r>
+        <w:t xml:space="preserve">Figure 5 </w:t>
+      </w:r>
+      <w:r>
+        <w:rPr>
+          <w:i/>
+          <w:iCs/>
+        </w:rPr>
+        <w:t>-</w:t>
+      </w:r>
+      <w:r>
+        <w:rPr>
+          <w:i/>
+          <w:iCs/>
+        </w:rPr>
+        <w:t xml:space="preserve"> Finding V-01: a stored wardrobe photograph is served by the /uploads static mount to a logged-out InPrivate session; the URL was obtained only through the authenticated API, so any leak of that link makes the image permanently public.</w:t>
+      </w:r>
+    </w:p>
+    <w:p>
+      <w:pPr>
+        <w:pStyle w:val="Compact"/>
+      </w:pPr>
+      <w:r>
+        <w:rPr>
+          <w:noProof/>
+        </w:rPr>
         <w:lastRenderedPageBreak/>
         <w:drawing>
           <wp:inline distT="0" distB="0" distL="0" distR="0" wp14:anchorId="0C83FF6B" wp14:editId="0BD8E4EF">
@@ -7526,7 +8083,21 @@
           <w:i/>
           <w:iCs/>
         </w:rPr>
-        <w:t>Figure 6 — Path-traversal and parent-file access from /uploads is rejected (HTTP 404), bounding V-01 to filename-disclosure rather than arbitrary-file read; this is the stated reason for the Medium rather than High rating.</w:t>
+        <w:t xml:space="preserve">Figure 6 </w:t>
+      </w:r>
+      <w:r>
+        <w:rPr>
+          <w:i/>
+          <w:iCs/>
+        </w:rPr>
+        <w:t>-</w:t>
+      </w:r>
+      <w:r>
+        <w:rPr>
+          <w:i/>
+          <w:iCs/>
+        </w:rPr>
+        <w:t xml:space="preserve"> Path-traversal and parent-file access from /uploads is rejected (HTTP 404), bounding V-01 to filename-disclosure rather than arbitrary-file read; this is the stated reason for the Medium rather than High rating.</w:t>
       </w:r>
     </w:p>
     <w:p>
@@ -7544,9 +8115,6 @@
         <w:t xml:space="preserve">Observations: </w:t>
       </w:r>
       <w:r>
-        <w:rPr>
-          <w:b w:val="0"/>
-        </w:rPr>
         <w:t>the public folder mount at agents/agent1_wardrobe/app/main.py:98 sits outside the authentication chain that covers every /api route. The filenames are unguessable random ids, but each URL is handed to the browser as part of the profile and persists in any log or referrer that sees it.</w:t>
       </w:r>
     </w:p>
@@ -7576,7 +8144,13 @@
         <w:t>V-01 (Medium, proposed)</w:t>
       </w:r>
       <w:r>
-        <w:t xml:space="preserve"> — the audit’s most significant privacy finding.</w:t>
+        <w:t xml:space="preserve"> </w:t>
+      </w:r>
+      <w:r>
+        <w:t>-</w:t>
+      </w:r>
+      <w:r>
+        <w:t xml:space="preserve"> the audit’s most significant privacy finding.</w:t>
       </w:r>
     </w:p>
     <w:p>
@@ -7586,7 +8160,13 @@
       <w:bookmarkStart w:id="43" w:name="pr-18-error-message-leakage"/>
       <w:bookmarkEnd w:id="42"/>
       <w:r>
-        <w:t>PR-18 — Error-message leakage</w:t>
+        <w:t xml:space="preserve">PR-18 </w:t>
+      </w:r>
+      <w:r>
+        <w:t>-</w:t>
+      </w:r>
+      <w:r>
+        <w:t xml:space="preserve"> Error-message leakage</w:t>
       </w:r>
     </w:p>
     <w:p>
@@ -7706,619 +8286,576 @@
       <w:pPr>
         <w:pStyle w:val="Heading1"/>
       </w:pPr>
-      <w:bookmarkStart w:id="44" w:name="vulnerabilities-identified"/>
-      <w:bookmarkStart w:id="45" w:name="_Toc241522900"/>
-      <w:bookmarkEnd w:id="20"/>
-      <w:bookmarkEnd w:id="24"/>
+      <w:bookmarkStart w:id="44" w:name="_Toc241522900"/>
+      <w:bookmarkStart w:id="45" w:name="vulnerabilities-identified"/>
+      <w:bookmarkEnd w:id="21"/>
+      <w:bookmarkEnd w:id="25"/>
       <w:bookmarkEnd w:id="43"/>
       <w:r>
         <w:t>5. Vulnerabilities Identified</w:t>
       </w:r>
+      <w:bookmarkEnd w:id="44"/>
+    </w:p>
+    <w:p>
+      <w:pPr>
+        <w:pStyle w:val="BlockText"/>
+      </w:pPr>
+      <w:r>
+        <w:t>Severity uses the brief’s scale (Critical/High/Medium/Low/Informational). Ratings are the student’s proposed classification with written technical justification; none were remediated (assess-only mandate).</w:t>
+      </w:r>
+    </w:p>
+    <w:p>
+      <w:pPr>
+        <w:pStyle w:val="Heading2"/>
+      </w:pPr>
+      <w:bookmarkStart w:id="46" w:name="_Toc241522901"/>
+      <w:bookmarkStart w:id="47" w:name="X1e592459fd3297d4b23e2c395aed8c53d96287b"/>
+      <w:r>
+        <w:t xml:space="preserve">V-01 </w:t>
+      </w:r>
+      <w:r>
+        <w:t>-</w:t>
+      </w:r>
+      <w:r>
+        <w:t xml:space="preserve"> Wardrobe photographs served without authentication (</w:t>
+      </w:r>
+      <w:r>
+        <w:rPr>
+          <w:rStyle w:val="VerbatimChar"/>
+        </w:rPr>
+        <w:t>/uploads</w:t>
+      </w:r>
+      <w:r>
+        <w:t xml:space="preserve"> static mount)</w:t>
+      </w:r>
+      <w:bookmarkEnd w:id="46"/>
+    </w:p>
+    <w:p>
+      <w:pPr>
+        <w:pStyle w:val="Compact"/>
+        <w:numPr>
+          <w:ilvl w:val="0"/>
+          <w:numId w:val="23"/>
+        </w:numPr>
+      </w:pPr>
+      <w:r>
+        <w:rPr>
+          <w:b/>
+        </w:rPr>
+        <w:t xml:space="preserve">Vulnerability description: </w:t>
+      </w:r>
+      <w:r>
+        <w:t xml:space="preserve">Agent 1 mounts its upload directory through StaticFiles, which bypasses the JWT dependency chain that protects every API route. As a result, </w:t>
+      </w:r>
+      <w:r>
+        <w:lastRenderedPageBreak/>
+        <w:t>personal wardrobe photographs are retrievable by anyone who possesses a filename, with no session required and indefinitely.</w:t>
+      </w:r>
+    </w:p>
+    <w:p>
+      <w:pPr>
+        <w:pStyle w:val="Compact"/>
+        <w:numPr>
+          <w:ilvl w:val="0"/>
+          <w:numId w:val="23"/>
+        </w:numPr>
+      </w:pPr>
+      <w:r>
+        <w:rPr>
+          <w:b/>
+        </w:rPr>
+        <w:t xml:space="preserve">Evidence: </w:t>
+      </w:r>
+      <w:r>
+        <w:t>In PR-17 a tokenless GET request to /uploads/d4aa…37b.jpg returned HTTP 200 together with the image bytes.</w:t>
+      </w:r>
+    </w:p>
+    <w:p>
+      <w:pPr>
+        <w:pStyle w:val="Compact"/>
+        <w:numPr>
+          <w:ilvl w:val="0"/>
+          <w:numId w:val="23"/>
+        </w:numPr>
+      </w:pPr>
+      <w:r>
+        <w:rPr>
+          <w:b/>
+        </w:rPr>
+        <w:t xml:space="preserve">Impact: </w:t>
+      </w:r>
+      <w:r>
+        <w:t>The disclosure concerns the most sensitive class of personal data in the system, namely body and clothing photographs. The URLs are handed to the browser through the authenticated image_url field, so any secondary leak turns into permanent public access with no way to revoke it. A screenshot, a shared link, a proxy log, or browser history on a shared machine is enough.</w:t>
+      </w:r>
+    </w:p>
+    <w:p>
+      <w:pPr>
+        <w:pStyle w:val="Compact"/>
+        <w:numPr>
+          <w:ilvl w:val="0"/>
+          <w:numId w:val="23"/>
+        </w:numPr>
+      </w:pPr>
+      <w:r>
+        <w:rPr>
+          <w:b/>
+        </w:rPr>
+        <w:t xml:space="preserve">Likelihood: </w:t>
+      </w:r>
+      <w:r>
+        <w:t>The likelihood is Low-Medium. Filenames are 32-character random hex values and both directory listing and traversal are blocked, which PR-17 confirmed with a 404, so mass harvesting is impractical. Exposure of a single known URL is realistic.</w:t>
+      </w:r>
+    </w:p>
+    <w:p>
+      <w:pPr>
+        <w:pStyle w:val="Compact"/>
+        <w:numPr>
+          <w:ilvl w:val="0"/>
+          <w:numId w:val="23"/>
+        </w:numPr>
+      </w:pPr>
+      <w:r>
+        <w:rPr>
+          <w:b/>
+        </w:rPr>
+        <w:t xml:space="preserve">Severity / Risk Level: </w:t>
+      </w:r>
+      <w:r>
+        <w:t>The severity is Medium, reflecting a Low-Medium likelihood combined with a Medium-High impact.</w:t>
+      </w:r>
+    </w:p>
+    <w:p>
+      <w:pPr>
+        <w:pStyle w:val="Compact"/>
+        <w:numPr>
+          <w:ilvl w:val="0"/>
+          <w:numId w:val="23"/>
+        </w:numPr>
+      </w:pPr>
+      <w:r>
+        <w:rPr>
+          <w:b/>
+        </w:rPr>
+        <w:t xml:space="preserve">Technical explanation: </w:t>
+      </w:r>
+      <w:r>
+        <w:t>Route-level authorization was applied per API router. The static mount was added later for image delivery and never inherited the authentication dependency. A threat model that enumerates endpoints rather than mounts misses this, and that is the residual gap.</w:t>
+      </w:r>
+    </w:p>
+    <w:p>
+      <w:pPr>
+        <w:pStyle w:val="Heading2"/>
+      </w:pPr>
+      <w:bookmarkStart w:id="48" w:name="_Toc241522902"/>
+      <w:bookmarkStart w:id="49" w:name="X01e940df86451d3958ffd0da710ede7c9e5adac"/>
+      <w:bookmarkEnd w:id="47"/>
+      <w:r>
+        <w:t xml:space="preserve">V-02 </w:t>
+      </w:r>
+      <w:r>
+        <w:t>-</w:t>
+      </w:r>
+      <w:r>
+        <w:t xml:space="preserve"> Account enumeration through duplicate-registration message</w:t>
+      </w:r>
+      <w:bookmarkEnd w:id="48"/>
+    </w:p>
+    <w:p>
+      <w:pPr>
+        <w:pStyle w:val="Compact"/>
+        <w:numPr>
+          <w:ilvl w:val="0"/>
+          <w:numId w:val="24"/>
+        </w:numPr>
+      </w:pPr>
+      <w:r>
+        <w:rPr>
+          <w:b/>
+        </w:rPr>
+        <w:t xml:space="preserve">Description: </w:t>
+      </w:r>
+      <w:r>
+        <w:t>Registering an existing email address returns a 400 that reveals the account exists. The login path is correctly uniform, so this oracle lives only in registration.</w:t>
+      </w:r>
+    </w:p>
+    <w:p>
+      <w:pPr>
+        <w:pStyle w:val="Compact"/>
+        <w:numPr>
+          <w:ilvl w:val="0"/>
+          <w:numId w:val="24"/>
+        </w:numPr>
+      </w:pPr>
+      <w:r>
+        <w:rPr>
+          <w:b/>
+        </w:rPr>
+        <w:t xml:space="preserve">Evidence: </w:t>
+      </w:r>
+      <w:r>
+        <w:t>The supporting case is PR-15.</w:t>
+      </w:r>
+    </w:p>
+    <w:p>
+      <w:pPr>
+        <w:pStyle w:val="Compact"/>
+        <w:numPr>
+          <w:ilvl w:val="0"/>
+          <w:numId w:val="24"/>
+        </w:numPr>
+      </w:pPr>
+      <w:r>
+        <w:rPr>
+          <w:b/>
+        </w:rPr>
+        <w:t xml:space="preserve">Impact: </w:t>
+      </w:r>
+      <w:r>
+        <w:t>An unauthenticated and unthrottled caller can confirm set membership, that is, whether a given email uses a fashion app. No account data or token material follows from the disclosure.</w:t>
+      </w:r>
+    </w:p>
+    <w:p>
+      <w:pPr>
+        <w:pStyle w:val="Compact"/>
+        <w:numPr>
+          <w:ilvl w:val="0"/>
+          <w:numId w:val="24"/>
+        </w:numPr>
+      </w:pPr>
+      <w:r>
+        <w:rPr>
+          <w:b/>
+        </w:rPr>
+        <w:t xml:space="preserve">Likelihood: </w:t>
+      </w:r>
+      <w:r>
+        <w:t>The likelihood is Medium, because the check is scriptable against any email list and no rate limit exists at this layer.</w:t>
+      </w:r>
+    </w:p>
+    <w:p>
+      <w:pPr>
+        <w:pStyle w:val="Compact"/>
+        <w:numPr>
+          <w:ilvl w:val="0"/>
+          <w:numId w:val="24"/>
+        </w:numPr>
+      </w:pPr>
+      <w:r>
+        <w:rPr>
+          <w:b/>
+        </w:rPr>
+        <w:t xml:space="preserve">Severity / Risk Level: </w:t>
+      </w:r>
+      <w:r>
+        <w:t>The severity is Low. A privacy fact is disclosed, but the impact is bounded and the identical login errors partially mitigate it.</w:t>
+      </w:r>
+    </w:p>
+    <w:p>
+      <w:pPr>
+        <w:pStyle w:val="Compact"/>
+        <w:numPr>
+          <w:ilvl w:val="0"/>
+          <w:numId w:val="24"/>
+        </w:numPr>
+      </w:pPr>
+      <w:r>
+        <w:rPr>
+          <w:b/>
+        </w:rPr>
+        <w:t xml:space="preserve">Technical explanation: </w:t>
+      </w:r>
+      <w:r>
+        <w:t>Duplicate-key handling surfaces the specific constraint violation instead of returning a neutral response.</w:t>
+      </w:r>
+    </w:p>
+    <w:p>
+      <w:pPr>
+        <w:pStyle w:val="Heading2"/>
+      </w:pPr>
+      <w:bookmarkStart w:id="50" w:name="_Toc241522903"/>
+      <w:bookmarkStart w:id="51" w:name="X59b4ac2503f2d4e839b8ea6fca9dd35c533f471"/>
+      <w:bookmarkEnd w:id="49"/>
+      <w:r>
+        <w:t xml:space="preserve">V-03 </w:t>
+      </w:r>
+      <w:r>
+        <w:t>-</w:t>
+      </w:r>
+      <w:r>
+        <w:t xml:space="preserve"> Stateless 2-hour tokens with no server-side revocation</w:t>
+      </w:r>
+      <w:bookmarkEnd w:id="50"/>
+    </w:p>
+    <w:p>
+      <w:pPr>
+        <w:pStyle w:val="Compact"/>
+        <w:numPr>
+          <w:ilvl w:val="0"/>
+          <w:numId w:val="25"/>
+        </w:numPr>
+      </w:pPr>
+      <w:r>
+        <w:rPr>
+          <w:b/>
+        </w:rPr>
+        <w:t xml:space="preserve">Description: </w:t>
+      </w:r>
+      <w:r>
+        <w:t>Logout cannot invalidate an issued token, because no jti or version denylist exists. A password change does not bump the token state either.</w:t>
+      </w:r>
+    </w:p>
+    <w:p>
+      <w:pPr>
+        <w:pStyle w:val="Compact"/>
+        <w:numPr>
+          <w:ilvl w:val="0"/>
+          <w:numId w:val="25"/>
+        </w:numPr>
+      </w:pPr>
+      <w:r>
+        <w:rPr>
+          <w:b/>
+        </w:rPr>
+        <w:t xml:space="preserve">Evidence: </w:t>
+      </w:r>
+      <w:r>
+        <w:t xml:space="preserve">This finding rests on code inspection of app/core/security.py:46–54, with JWT_EXPIRY_MINUTES=120 confirmed at runtime, together with PR-11, which </w:t>
+      </w:r>
+      <w:r>
+        <w:lastRenderedPageBreak/>
+        <w:t>shows that expiry itself is enforced. There is no logout or blacklist route in app/api/auth.py.</w:t>
+      </w:r>
+    </w:p>
+    <w:p>
+      <w:pPr>
+        <w:pStyle w:val="Compact"/>
+        <w:numPr>
+          <w:ilvl w:val="0"/>
+          <w:numId w:val="25"/>
+        </w:numPr>
+      </w:pPr>
+      <w:r>
+        <w:rPr>
+          <w:b/>
+        </w:rPr>
+        <w:t xml:space="preserve">Impact: </w:t>
+      </w:r>
+      <w:r>
+        <w:t>A stolen token, or one left on an abandoned device, remains valid for up to 2 hours.</w:t>
+      </w:r>
+    </w:p>
+    <w:p>
+      <w:pPr>
+        <w:pStyle w:val="Compact"/>
+        <w:numPr>
+          <w:ilvl w:val="0"/>
+          <w:numId w:val="25"/>
+        </w:numPr>
+      </w:pPr>
+      <w:r>
+        <w:rPr>
+          <w:b/>
+        </w:rPr>
+        <w:t xml:space="preserve">Likelihood: </w:t>
+      </w:r>
+      <w:r>
+        <w:t>The likelihood is Low, because exploitation requires prior token theft. Tampering, expiry and forgery are all rejected, as PR-09 to PR-12 demonstrate.</w:t>
+      </w:r>
+    </w:p>
+    <w:p>
+      <w:pPr>
+        <w:pStyle w:val="Compact"/>
+        <w:numPr>
+          <w:ilvl w:val="0"/>
+          <w:numId w:val="25"/>
+        </w:numPr>
+      </w:pPr>
+      <w:r>
+        <w:rPr>
+          <w:b/>
+        </w:rPr>
+        <w:t xml:space="preserve">Severity / Risk Level: </w:t>
+      </w:r>
+      <w:r>
+        <w:t>The severity is Low. It would rise if the localStorage['fashora_token'] store were combined with an XSS vector, which is the latent chain recorded in S1/V-04 and S4/V-02.</w:t>
+      </w:r>
+    </w:p>
+    <w:p>
+      <w:pPr>
+        <w:pStyle w:val="Compact"/>
+        <w:numPr>
+          <w:ilvl w:val="0"/>
+          <w:numId w:val="25"/>
+        </w:numPr>
+      </w:pPr>
+      <w:r>
+        <w:rPr>
+          <w:b/>
+        </w:rPr>
+        <w:t xml:space="preserve">Technical explanation: </w:t>
+      </w:r>
+      <w:r>
+        <w:t>A purely stateless JWT trades revocability for simplicity, and that trade is left unmanaged, since no compensating control exists.</w:t>
+      </w:r>
+    </w:p>
+    <w:p>
+      <w:pPr>
+        <w:pStyle w:val="Heading2"/>
+      </w:pPr>
+      <w:bookmarkStart w:id="52" w:name="_Toc241522904"/>
+      <w:bookmarkStart w:id="53" w:name="X3c834473e67672749e21bceb44e9ff85de6194c"/>
+      <w:bookmarkEnd w:id="51"/>
+      <w:r>
+        <w:t xml:space="preserve">V-04 </w:t>
+      </w:r>
+      <w:r>
+        <w:t>-</w:t>
+      </w:r>
+      <w:r>
+        <w:t xml:space="preserve"> Retention without TTL on persisted analyses (A1) and search history (A2)</w:t>
+      </w:r>
+      <w:bookmarkEnd w:id="52"/>
+    </w:p>
+    <w:p>
+      <w:pPr>
+        <w:pStyle w:val="Compact"/>
+        <w:numPr>
+          <w:ilvl w:val="0"/>
+          <w:numId w:val="26"/>
+        </w:numPr>
+      </w:pPr>
+      <w:r>
+        <w:rPr>
+          <w:b/>
+        </w:rPr>
+        <w:t xml:space="preserve">Description: </w:t>
+      </w:r>
+      <w:r>
+        <w:t>Analyses and search history persist indefinitely. Agent 2 offers a user-scoped delete but no expiry, and Agent 1 offers no user-facing deletion of stored analyses at all.</w:t>
+      </w:r>
+    </w:p>
+    <w:p>
+      <w:pPr>
+        <w:pStyle w:val="Compact"/>
+        <w:numPr>
+          <w:ilvl w:val="0"/>
+          <w:numId w:val="26"/>
+        </w:numPr>
+      </w:pPr>
+      <w:r>
+        <w:rPr>
+          <w:b/>
+        </w:rPr>
+        <w:t xml:space="preserve">Evidence: </w:t>
+      </w:r>
+      <w:r>
+        <w:t>PR-07 and PR-08 show that analyses persist per user. PR-13 shows that history rows are durable, and that deletion exists but is manual.</w:t>
+      </w:r>
+    </w:p>
+    <w:p>
+      <w:pPr>
+        <w:pStyle w:val="Compact"/>
+        <w:numPr>
+          <w:ilvl w:val="0"/>
+          <w:numId w:val="26"/>
+        </w:numPr>
+      </w:pPr>
+      <w:r>
+        <w:rPr>
+          <w:b/>
+        </w:rPr>
+        <w:t xml:space="preserve">Impact: </w:t>
+      </w:r>
+      <w:r>
+        <w:t>This is a data-minimisation gap. Accumulation raises the stakes of any future breach and weakens GDPR-style erasure expectations.</w:t>
+      </w:r>
+    </w:p>
+    <w:p>
+      <w:pPr>
+        <w:pStyle w:val="Compact"/>
+        <w:numPr>
+          <w:ilvl w:val="0"/>
+          <w:numId w:val="26"/>
+        </w:numPr>
+      </w:pPr>
+      <w:r>
+        <w:rPr>
+          <w:b/>
+        </w:rPr>
+        <w:t xml:space="preserve">Likelihood: </w:t>
+      </w:r>
+      <w:r>
+        <w:t>The likelihood is Low, since no breach was demonstrated and the access control itself is correct.</w:t>
+      </w:r>
+    </w:p>
+    <w:p>
+      <w:pPr>
+        <w:pStyle w:val="Compact"/>
+        <w:numPr>
+          <w:ilvl w:val="0"/>
+          <w:numId w:val="26"/>
+        </w:numPr>
+      </w:pPr>
+      <w:r>
+        <w:rPr>
+          <w:b/>
+        </w:rPr>
+        <w:t xml:space="preserve">Severity / Risk Level: </w:t>
+      </w:r>
+      <w:r>
+        <w:t>The severity is Informational/Low.</w:t>
+      </w:r>
+    </w:p>
+    <w:p>
+      <w:pPr>
+        <w:pStyle w:val="Compact"/>
+        <w:numPr>
+          <w:ilvl w:val="0"/>
+          <w:numId w:val="26"/>
+        </w:numPr>
+      </w:pPr>
+      <w:r>
+        <w:rPr>
+          <w:b/>
+        </w:rPr>
+        <w:t xml:space="preserve">Technical explanation: </w:t>
+      </w:r>
+      <w:r>
+        <w:t>The storage was designed for user-experience continuity, on the principle that history survives restarts, and no retention policy layer was added.</w:t>
+      </w:r>
+    </w:p>
+    <w:p>
+      <w:pPr>
+        <w:pStyle w:val="Heading2"/>
+      </w:pPr>
+      <w:bookmarkStart w:id="54" w:name="_Toc241522905"/>
+      <w:bookmarkStart w:id="55" w:name="X428adcd624c2e12b468b22f46b1066b7a03ae8e"/>
+      <w:bookmarkEnd w:id="53"/>
+      <w:r>
+        <w:t>Positive controls confirmed (no finding required)</w:t>
+      </w:r>
+      <w:bookmarkEnd w:id="54"/>
+    </w:p>
+    <w:p>
+      <w:pPr>
+        <w:pStyle w:val="FirstParagraph"/>
+      </w:pPr>
+      <w:r>
+        <w:t>Every control that was expected to work did work. All seven IDOR attempts were rejected with post-state verification, and all four token attacks were rejected. Password hashing was proven to be bcrypt at the database layer. Tenant isolation held for both Agent 2 history and Agent 3 usage. Profile responses were limited to four non-sensitive fields. No error body contained a traceback, an SQL fragment or a secret in any case. The leak scan found zero markers across all eighteen responses. Finally, the frontend contains no reference to any service secret, corroborated by grep.</w:t>
+      </w:r>
+    </w:p>
+    <w:p>
+      <w:pPr>
+        <w:pStyle w:val="Heading1"/>
+      </w:pPr>
+      <w:bookmarkStart w:id="56" w:name="_Toc241522906"/>
+      <w:bookmarkStart w:id="57" w:name="risk-assessment"/>
       <w:bookmarkEnd w:id="45"/>
-    </w:p>
-    <w:p>
-      <w:pPr>
-        <w:pStyle w:val="BlockText"/>
-      </w:pPr>
-      <w:r>
-        <w:t>Severity uses the brief’s scale (Critical/High/Medium/Low/Informational). Ratings are the student’s proposed classification with written technical justification; none were remediated (assess-only mandate).</w:t>
-      </w:r>
-    </w:p>
-    <w:p>
-      <w:pPr>
-        <w:pStyle w:val="Heading2"/>
-      </w:pPr>
-      <w:bookmarkStart w:id="46" w:name="X1e592459fd3297d4b23e2c395aed8c53d96287b"/>
-      <w:bookmarkStart w:id="47" w:name="_Toc241522901"/>
-      <w:r>
-        <w:t>V-01 — Wardrobe photographs served without authentication (</w:t>
-      </w:r>
-      <w:r>
-        <w:rPr>
-          <w:rStyle w:val="VerbatimChar"/>
-        </w:rPr>
-        <w:t>/uploads</w:t>
-      </w:r>
-      <w:r>
-        <w:t xml:space="preserve"> static mount)</w:t>
-      </w:r>
-      <w:bookmarkEnd w:id="47"/>
-    </w:p>
-    <w:p>
-      <w:pPr>
-        <w:pStyle w:val="Compact"/>
-        <w:numPr>
-          <w:ilvl w:val="0"/>
-          <w:numId w:val="23"/>
-        </w:numPr>
-      </w:pPr>
-      <w:r>
-        <w:rPr>
-          <w:b/>
-        </w:rPr>
-        <w:t xml:space="preserve">Vulnerability description: </w:t>
-      </w:r>
-      <w:r>
-        <w:rPr>
-          <w:b w:val="0"/>
-        </w:rPr>
-        <w:t>Agent 1 mounts its upload directory through StaticFiles, which bypasses the JWT dependency chain that protects every API route. As a result, personal wardrobe photographs are retrievable by anyone who possesses a filename, with no session required and indefinitely.</w:t>
-      </w:r>
-    </w:p>
-    <w:p>
-      <w:pPr>
-        <w:pStyle w:val="Compact"/>
-        <w:numPr>
-          <w:ilvl w:val="0"/>
-          <w:numId w:val="23"/>
-        </w:numPr>
-      </w:pPr>
-      <w:r>
-        <w:rPr>
-          <w:b/>
-        </w:rPr>
-        <w:t xml:space="preserve">Evidence: </w:t>
-      </w:r>
-      <w:r>
-        <w:rPr>
-          <w:b w:val="0"/>
-        </w:rPr>
-        <w:t>In PR-17 a tokenless GET request to /uploads/d4aa…37b.jpg returned HTTP 200 together with the image bytes.</w:t>
-      </w:r>
-    </w:p>
-    <w:p>
-      <w:pPr>
-        <w:pStyle w:val="Compact"/>
-        <w:numPr>
-          <w:ilvl w:val="0"/>
-          <w:numId w:val="23"/>
-        </w:numPr>
-      </w:pPr>
-      <w:r>
-        <w:rPr>
-          <w:b/>
-        </w:rPr>
-        <w:t xml:space="preserve">Impact: </w:t>
-      </w:r>
-      <w:r>
-        <w:rPr>
-          <w:b w:val="0"/>
-        </w:rPr>
-        <w:t>The disclosure concerns the most sensitive class of personal data in the system, namely body and clothing photographs. The URLs are handed to the browser through the authenticated image_url field, so any secondary leak turns into permanent public access with no way to revoke it. A screenshot, a shared link, a proxy log, or browser history on a shared machine is enough.</w:t>
-      </w:r>
-    </w:p>
-    <w:p>
-      <w:pPr>
-        <w:pStyle w:val="Compact"/>
-        <w:numPr>
-          <w:ilvl w:val="0"/>
-          <w:numId w:val="23"/>
-        </w:numPr>
-      </w:pPr>
-      <w:r>
-        <w:rPr>
-          <w:b/>
-        </w:rPr>
-        <w:t xml:space="preserve">Likelihood: </w:t>
-      </w:r>
-      <w:r>
-        <w:rPr>
-          <w:b w:val="0"/>
-        </w:rPr>
-        <w:t>The likelihood is Low-Medium. Filenames are 32-character random hex values and both directory listing and traversal are blocked, which PR-17 confirmed with a 404, so mass harvesting is impractical. Exposure of a single known URL is realistic.</w:t>
-      </w:r>
-    </w:p>
-    <w:p>
-      <w:pPr>
-        <w:pStyle w:val="Compact"/>
-        <w:numPr>
-          <w:ilvl w:val="0"/>
-          <w:numId w:val="23"/>
-        </w:numPr>
-      </w:pPr>
-      <w:r>
-        <w:rPr>
-          <w:b/>
-        </w:rPr>
-        <w:t xml:space="preserve">Severity / Risk Level: </w:t>
-      </w:r>
-      <w:r>
-        <w:rPr>
-          <w:b w:val="0"/>
-        </w:rPr>
-        <w:t>The severity is Medium, reflecting a Low-Medium likelihood combined with a Medium-High impact.</w:t>
-      </w:r>
-    </w:p>
-    <w:p>
-      <w:pPr>
-        <w:pStyle w:val="Compact"/>
-        <w:numPr>
-          <w:ilvl w:val="0"/>
-          <w:numId w:val="23"/>
-        </w:numPr>
-      </w:pPr>
-      <w:r>
-        <w:rPr>
-          <w:b/>
-        </w:rPr>
-        <w:t xml:space="preserve">Technical explanation: </w:t>
-      </w:r>
-      <w:r>
-        <w:rPr>
-          <w:b w:val="0"/>
-        </w:rPr>
-        <w:t>Route-level authorization was applied per API router. The static mount was added later for image delivery and never inherited the authentication dependency. A threat model that enumerates endpoints rather than mounts misses this, and that is the residual gap.</w:t>
-      </w:r>
-    </w:p>
-    <w:p>
-      <w:pPr>
-        <w:pStyle w:val="Heading2"/>
-      </w:pPr>
-      <w:bookmarkStart w:id="48" w:name="X01e940df86451d3958ffd0da710ede7c9e5adac"/>
-      <w:bookmarkStart w:id="49" w:name="_Toc241522902"/>
-      <w:bookmarkEnd w:id="46"/>
-      <w:r>
-        <w:t>V-02 — Account enumeration through duplicate-registration message</w:t>
-      </w:r>
-      <w:bookmarkEnd w:id="49"/>
-    </w:p>
-    <w:p>
-      <w:pPr>
-        <w:pStyle w:val="Compact"/>
-        <w:numPr>
-          <w:ilvl w:val="0"/>
-          <w:numId w:val="24"/>
-        </w:numPr>
-      </w:pPr>
-      <w:r>
-        <w:rPr>
-          <w:b/>
-        </w:rPr>
-        <w:t xml:space="preserve">Description: </w:t>
-      </w:r>
-      <w:r>
-        <w:rPr>
-          <w:b w:val="0"/>
-        </w:rPr>
-        <w:t>Registering an existing email address returns a 400 that reveals the account exists. The login path is correctly uniform, so this oracle lives only in registration.</w:t>
-      </w:r>
-    </w:p>
-    <w:p>
-      <w:pPr>
-        <w:pStyle w:val="Compact"/>
-        <w:numPr>
-          <w:ilvl w:val="0"/>
-          <w:numId w:val="24"/>
-        </w:numPr>
-      </w:pPr>
-      <w:r>
-        <w:rPr>
-          <w:b/>
-        </w:rPr>
-        <w:t xml:space="preserve">Evidence: </w:t>
-      </w:r>
-      <w:r>
-        <w:rPr>
-          <w:b w:val="0"/>
-        </w:rPr>
-        <w:t>The supporting case is PR-15.</w:t>
-      </w:r>
-    </w:p>
-    <w:p>
-      <w:pPr>
-        <w:pStyle w:val="Compact"/>
-        <w:numPr>
-          <w:ilvl w:val="0"/>
-          <w:numId w:val="24"/>
-        </w:numPr>
-      </w:pPr>
-      <w:r>
-        <w:rPr>
-          <w:b/>
-        </w:rPr>
-        <w:t xml:space="preserve">Impact: </w:t>
-      </w:r>
-      <w:r>
-        <w:rPr>
-          <w:b w:val="0"/>
-        </w:rPr>
-        <w:t>An unauthenticated and unthrottled caller can confirm set membership, that is, whether a given email uses a fashion app. No account data or token material follows from the disclosure.</w:t>
-      </w:r>
-    </w:p>
-    <w:p>
-      <w:pPr>
-        <w:pStyle w:val="Compact"/>
-        <w:numPr>
-          <w:ilvl w:val="0"/>
-          <w:numId w:val="24"/>
-        </w:numPr>
-      </w:pPr>
-      <w:r>
-        <w:rPr>
-          <w:b/>
-        </w:rPr>
-        <w:t xml:space="preserve">Likelihood: </w:t>
-      </w:r>
-      <w:r>
-        <w:rPr>
-          <w:b w:val="0"/>
-        </w:rPr>
-        <w:t>The likelihood is Medium, because the check is scriptable against any email list and no rate limit exists at this layer.</w:t>
-      </w:r>
-    </w:p>
-    <w:p>
-      <w:pPr>
-        <w:pStyle w:val="Compact"/>
-        <w:numPr>
-          <w:ilvl w:val="0"/>
-          <w:numId w:val="24"/>
-        </w:numPr>
-      </w:pPr>
-      <w:r>
-        <w:rPr>
-          <w:b/>
-        </w:rPr>
-        <w:t xml:space="preserve">Severity / Risk Level: </w:t>
-      </w:r>
-      <w:r>
-        <w:rPr>
-          <w:b w:val="0"/>
-        </w:rPr>
-        <w:t>The severity is Low. A privacy fact is disclosed, but the impact is bounded and the identical login errors partially mitigate it.</w:t>
-      </w:r>
-    </w:p>
-    <w:p>
-      <w:pPr>
-        <w:pStyle w:val="Compact"/>
-        <w:numPr>
-          <w:ilvl w:val="0"/>
-          <w:numId w:val="24"/>
-        </w:numPr>
-      </w:pPr>
-      <w:r>
-        <w:rPr>
-          <w:b/>
-        </w:rPr>
-        <w:t xml:space="preserve">Technical explanation: </w:t>
-      </w:r>
-      <w:r>
-        <w:rPr>
-          <w:b w:val="0"/>
-        </w:rPr>
-        <w:t>Duplicate-key handling surfaces the specific constraint violation instead of returning a neutral response.</w:t>
-      </w:r>
-    </w:p>
-    <w:p>
-      <w:pPr>
-        <w:pStyle w:val="Heading2"/>
-      </w:pPr>
-      <w:bookmarkStart w:id="50" w:name="X59b4ac2503f2d4e839b8ea6fca9dd35c533f471"/>
-      <w:bookmarkStart w:id="51" w:name="_Toc241522903"/>
-      <w:bookmarkEnd w:id="48"/>
-      <w:r>
-        <w:t>V-03 — Stateless 2-hour tokens with no server-side revocation</w:t>
-      </w:r>
-      <w:bookmarkEnd w:id="51"/>
-    </w:p>
-    <w:p>
-      <w:pPr>
-        <w:pStyle w:val="Compact"/>
-        <w:numPr>
-          <w:ilvl w:val="0"/>
-          <w:numId w:val="25"/>
-        </w:numPr>
-      </w:pPr>
-      <w:r>
-        <w:rPr>
-          <w:b/>
-        </w:rPr>
-        <w:t xml:space="preserve">Description: </w:t>
-      </w:r>
-      <w:r>
-        <w:rPr>
-          <w:b w:val="0"/>
-        </w:rPr>
-        <w:t>Logout cannot invalidate an issued token, because no jti or version denylist exists. A password change does not bump the token state either.</w:t>
-      </w:r>
-    </w:p>
-    <w:p>
-      <w:pPr>
-        <w:pStyle w:val="Compact"/>
-        <w:numPr>
-          <w:ilvl w:val="0"/>
-          <w:numId w:val="25"/>
-        </w:numPr>
-      </w:pPr>
-      <w:r>
-        <w:rPr>
-          <w:b/>
-        </w:rPr>
-        <w:t xml:space="preserve">Evidence: </w:t>
-      </w:r>
-      <w:r>
-        <w:rPr>
-          <w:b w:val="0"/>
-        </w:rPr>
-        <w:t>This finding rests on code inspection of app/core/security.py:46–54, with JWT_EXPIRY_MINUTES=120 confirmed at runtime, together with PR-11, which shows that expiry itself is enforced. There is no logout or blacklist route in app/api/auth.py.</w:t>
-      </w:r>
-    </w:p>
-    <w:p>
-      <w:pPr>
-        <w:pStyle w:val="Compact"/>
-        <w:numPr>
-          <w:ilvl w:val="0"/>
-          <w:numId w:val="25"/>
-        </w:numPr>
-      </w:pPr>
-      <w:r>
-        <w:rPr>
-          <w:b/>
-        </w:rPr>
-        <w:t xml:space="preserve">Impact: </w:t>
-      </w:r>
-      <w:r>
-        <w:rPr>
-          <w:b w:val="0"/>
-        </w:rPr>
-        <w:t>A stolen token, or one left on an abandoned device, remains valid for up to 2 hours.</w:t>
-      </w:r>
-    </w:p>
-    <w:p>
-      <w:pPr>
-        <w:pStyle w:val="Compact"/>
-        <w:numPr>
-          <w:ilvl w:val="0"/>
-          <w:numId w:val="25"/>
-        </w:numPr>
-      </w:pPr>
-      <w:r>
-        <w:rPr>
-          <w:b/>
-        </w:rPr>
-        <w:t xml:space="preserve">Likelihood: </w:t>
-      </w:r>
-      <w:r>
-        <w:rPr>
-          <w:b w:val="0"/>
-        </w:rPr>
-        <w:t>The likelihood is Low, because exploitation requires prior token theft. Tampering, expiry and forgery are all rejected, as PR-09 to PR-12 demonstrate.</w:t>
-      </w:r>
-    </w:p>
-    <w:p>
-      <w:pPr>
-        <w:pStyle w:val="Compact"/>
-        <w:numPr>
-          <w:ilvl w:val="0"/>
-          <w:numId w:val="25"/>
-        </w:numPr>
-      </w:pPr>
-      <w:r>
-        <w:rPr>
-          <w:b/>
-        </w:rPr>
-        <w:t xml:space="preserve">Severity / Risk Level: </w:t>
-      </w:r>
-      <w:r>
-        <w:rPr>
-          <w:b w:val="0"/>
-        </w:rPr>
-        <w:t>The severity is Low. It would rise if the localStorage['fashora_token'] store were combined with an XSS vector, which is the latent chain recorded in S1/V-04 and S4/V-02.</w:t>
-      </w:r>
-    </w:p>
-    <w:p>
-      <w:pPr>
-        <w:pStyle w:val="Compact"/>
-        <w:numPr>
-          <w:ilvl w:val="0"/>
-          <w:numId w:val="25"/>
-        </w:numPr>
-      </w:pPr>
-      <w:r>
-        <w:rPr>
-          <w:b/>
-        </w:rPr>
-        <w:t xml:space="preserve">Technical explanation: </w:t>
-      </w:r>
-      <w:r>
-        <w:rPr>
-          <w:b w:val="0"/>
-        </w:rPr>
-        <w:t>A purely stateless JWT trades revocability for simplicity, and that trade is left unmanaged, since no compensating control exists.</w:t>
-      </w:r>
-    </w:p>
-    <w:p>
-      <w:pPr>
-        <w:pStyle w:val="Heading2"/>
-      </w:pPr>
-      <w:bookmarkStart w:id="52" w:name="X3c834473e67672749e21bceb44e9ff85de6194c"/>
-      <w:bookmarkStart w:id="53" w:name="_Toc241522904"/>
-      <w:bookmarkEnd w:id="50"/>
-      <w:r>
-        <w:t>V-04 — Retention without TTL on persisted analyses (A1) and search history (A2)</w:t>
-      </w:r>
-      <w:bookmarkEnd w:id="53"/>
-    </w:p>
-    <w:p>
-      <w:pPr>
-        <w:pStyle w:val="Compact"/>
-        <w:numPr>
-          <w:ilvl w:val="0"/>
-          <w:numId w:val="26"/>
-        </w:numPr>
-      </w:pPr>
-      <w:r>
-        <w:rPr>
-          <w:b/>
-        </w:rPr>
-        <w:t xml:space="preserve">Description: </w:t>
-      </w:r>
-      <w:r>
-        <w:rPr>
-          <w:b w:val="0"/>
-        </w:rPr>
-        <w:t>Analyses and search history persist indefinitely. Agent 2 offers a user-scoped delete but no expiry, and Agent 1 offers no user-facing deletion of stored analyses at all.</w:t>
-      </w:r>
-    </w:p>
-    <w:p>
-      <w:pPr>
-        <w:pStyle w:val="Compact"/>
-        <w:numPr>
-          <w:ilvl w:val="0"/>
-          <w:numId w:val="26"/>
-        </w:numPr>
-      </w:pPr>
-      <w:r>
-        <w:rPr>
-          <w:b/>
-        </w:rPr>
-        <w:t xml:space="preserve">Evidence: </w:t>
-      </w:r>
-      <w:r>
-        <w:rPr>
-          <w:b w:val="0"/>
-        </w:rPr>
-        <w:t>PR-07 and PR-08 show that analyses persist per user. PR-13 shows that history rows are durable, and that deletion exists but is manual.</w:t>
-      </w:r>
-    </w:p>
-    <w:p>
-      <w:pPr>
-        <w:pStyle w:val="Compact"/>
-        <w:numPr>
-          <w:ilvl w:val="0"/>
-          <w:numId w:val="26"/>
-        </w:numPr>
-      </w:pPr>
-      <w:r>
-        <w:rPr>
-          <w:b/>
-        </w:rPr>
-        <w:t xml:space="preserve">Impact: </w:t>
-      </w:r>
-      <w:r>
-        <w:rPr>
-          <w:b w:val="0"/>
-        </w:rPr>
-        <w:t>This is a data-minimisation gap. Accumulation raises the stakes of any future breach and weakens GDPR-style erasure expectations.</w:t>
-      </w:r>
-    </w:p>
-    <w:p>
-      <w:pPr>
-        <w:pStyle w:val="Compact"/>
-        <w:numPr>
-          <w:ilvl w:val="0"/>
-          <w:numId w:val="26"/>
-        </w:numPr>
-      </w:pPr>
-      <w:r>
-        <w:rPr>
-          <w:b/>
-        </w:rPr>
-        <w:t xml:space="preserve">Likelihood: </w:t>
-      </w:r>
-      <w:r>
-        <w:rPr>
-          <w:b w:val="0"/>
-        </w:rPr>
-        <w:t>The likelihood is Low, since no breach was demonstrated and the access control itself is correct.</w:t>
-      </w:r>
-    </w:p>
-    <w:p>
-      <w:pPr>
-        <w:pStyle w:val="Compact"/>
-        <w:numPr>
-          <w:ilvl w:val="0"/>
-          <w:numId w:val="26"/>
-        </w:numPr>
-      </w:pPr>
-      <w:r>
-        <w:rPr>
-          <w:b/>
-        </w:rPr>
-        <w:t xml:space="preserve">Severity / Risk Level: </w:t>
-      </w:r>
-      <w:r>
-        <w:rPr>
-          <w:b w:val="0"/>
-        </w:rPr>
-        <w:t>The severity is Informational/Low.</w:t>
-      </w:r>
-    </w:p>
-    <w:p>
-      <w:pPr>
-        <w:pStyle w:val="Compact"/>
-        <w:numPr>
-          <w:ilvl w:val="0"/>
-          <w:numId w:val="26"/>
-        </w:numPr>
-      </w:pPr>
-      <w:r>
-        <w:rPr>
-          <w:b/>
-        </w:rPr>
-        <w:t xml:space="preserve">Technical explanation: </w:t>
-      </w:r>
-      <w:r>
-        <w:rPr>
-          <w:b w:val="0"/>
-        </w:rPr>
-        <w:t>The storage was designed for user-experience continuity, on the principle that history survives restarts, and no retention policy layer was added.</w:t>
-      </w:r>
-    </w:p>
-    <w:p>
-      <w:pPr>
-        <w:pStyle w:val="Heading2"/>
-      </w:pPr>
-      <w:bookmarkStart w:id="54" w:name="X428adcd624c2e12b468b22f46b1066b7a03ae8e"/>
-      <w:bookmarkStart w:id="55" w:name="_Toc241522905"/>
-      <w:bookmarkEnd w:id="52"/>
-      <w:r>
-        <w:t>Positive controls confirmed (no finding required)</w:t>
-      </w:r>
       <w:bookmarkEnd w:id="55"/>
-    </w:p>
-    <w:p>
-      <w:pPr>
-        <w:pStyle w:val="FirstParagraph"/>
-      </w:pPr>
-      <w:r>
-        <w:rPr>
-          <w:b w:val="0"/>
-        </w:rPr>
-        <w:t>Every control that was expected to work did work. All seven IDOR attempts were rejected with post-state verification, and all four token attacks were rejected. Password hashing was proven to be bcrypt at the database layer. Tenant isolation held for both Agent 2 history and Agent 3 usage. Profile responses were limited to four non-sensitive fields. No error body contained a traceback, an SQL fragment or a secret in any case. The leak scan found zero markers across all eighteen responses. Finally, the frontend contains no reference to any service secret, corroborated by grep.</w:t>
-      </w:r>
-    </w:p>
-    <w:p>
-      <w:pPr>
-        <w:pStyle w:val="Heading1"/>
-      </w:pPr>
-      <w:bookmarkStart w:id="56" w:name="risk-assessment"/>
-      <w:bookmarkStart w:id="57" w:name="_Toc241522906"/>
-      <w:bookmarkEnd w:id="44"/>
-      <w:bookmarkEnd w:id="54"/>
       <w:r>
         <w:t>6. Risk Assessment</w:t>
       </w:r>
-      <w:bookmarkEnd w:id="57"/>
+      <w:bookmarkEnd w:id="56"/>
     </w:p>
     <w:tbl>
       <w:tblPr>
@@ -8411,6 +8948,7 @@
               <w:pStyle w:val="Compact"/>
             </w:pPr>
             <w:r>
+              <w:lastRenderedPageBreak/>
               <w:t>V-01 Unauthenticated wardrobe photographs</w:t>
             </w:r>
           </w:p>
@@ -8695,7 +9233,6 @@
               <w:pStyle w:val="Compact"/>
             </w:pPr>
             <w:r>
-              <w:lastRenderedPageBreak/>
               <w:t>14 of 18 probes</w:t>
             </w:r>
           </w:p>
@@ -8709,7 +9246,7 @@
               <w:pStyle w:val="Compact"/>
             </w:pPr>
             <w:r>
-              <w:t>—</w:t>
+              <w:t>-</w:t>
             </w:r>
           </w:p>
         </w:tc>
@@ -8722,7 +9259,7 @@
               <w:pStyle w:val="Compact"/>
             </w:pPr>
             <w:r>
-              <w:t>—</w:t>
+              <w:t>-</w:t>
             </w:r>
           </w:p>
         </w:tc>
@@ -8735,7 +9272,13 @@
               <w:pStyle w:val="Compact"/>
             </w:pPr>
             <w:r>
-              <w:t>No vulnerability — controls held</w:t>
+              <w:t xml:space="preserve">No vulnerability </w:t>
+            </w:r>
+            <w:r>
+              <w:t>-</w:t>
+            </w:r>
+            <w:r>
+              <w:t xml:space="preserve"> controls held</w:t>
             </w:r>
           </w:p>
         </w:tc>
@@ -8763,20 +9306,26 @@
         <w:pStyle w:val="BodyText"/>
       </w:pPr>
       <w:r>
-        <w:t>No Critical/High risk identified: every authenticated data path enforced object-level authorization, and the one unauthenticated path (V-01) is gated by unguessable filenames — reducing exposure from “all images” to “any image whose URL has leaked”.</w:t>
+        <w:t xml:space="preserve">No Critical/High risk identified: every authenticated data path enforced object-level authorization, and the one unauthenticated path (V-01) is gated by unguessable filenames </w:t>
+      </w:r>
+      <w:r>
+        <w:t>-</w:t>
+      </w:r>
+      <w:r>
+        <w:t xml:space="preserve"> reducing exposure from “all images” to “any image whose URL has leaked”.</w:t>
       </w:r>
     </w:p>
     <w:p>
       <w:pPr>
         <w:pStyle w:val="Heading1"/>
       </w:pPr>
-      <w:bookmarkStart w:id="58" w:name="mitigation-strategies"/>
-      <w:bookmarkStart w:id="59" w:name="_Toc241522907"/>
-      <w:bookmarkEnd w:id="56"/>
+      <w:bookmarkStart w:id="58" w:name="_Toc241522907"/>
+      <w:bookmarkStart w:id="59" w:name="mitigation-strategies"/>
+      <w:bookmarkEnd w:id="57"/>
       <w:r>
         <w:t>7. Mitigation Strategies</w:t>
       </w:r>
-      <w:bookmarkEnd w:id="59"/>
+      <w:bookmarkEnd w:id="58"/>
     </w:p>
     <w:p>
       <w:pPr>
@@ -8959,13 +9508,14 @@
       <w:pPr>
         <w:pStyle w:val="Heading1"/>
       </w:pPr>
-      <w:bookmarkStart w:id="60" w:name="reflection"/>
-      <w:bookmarkStart w:id="61" w:name="_Toc241522908"/>
-      <w:bookmarkEnd w:id="58"/>
-      <w:r>
+      <w:bookmarkStart w:id="60" w:name="_Toc241522908"/>
+      <w:bookmarkStart w:id="61" w:name="reflection"/>
+      <w:bookmarkEnd w:id="59"/>
+      <w:r>
+        <w:lastRenderedPageBreak/>
         <w:t>8. Reflection</w:t>
       </w:r>
-      <w:bookmarkEnd w:id="61"/>
+      <w:bookmarkEnd w:id="60"/>
     </w:p>
     <w:p>
       <w:pPr>
@@ -8989,7 +9539,19 @@
         <w:t>would</w:t>
       </w:r>
       <w:r>
-        <w:t xml:space="preserve"> have returned, and a rejection can mask a partial-success write. The methodology therefore refused to accept status codes as evidence — every IDOR probe concluded with an owner-side re-read proving the object was untouched (PR-05/PR-06), and every rejection body was scanned for leaked fragments. Another challenge was avoiding false comfort: the strongest result (7/7 IDOR rejections) is exactly the control the team designed for, while the real finding (V-01) lived where nobody designs — a static file mount added for convenience. Building the second account programmatically, with a runtime password that is never stored anywhere, also forced disciplined evidence hygiene: the report can prove bcrypt hashing (PR-16) without ever persisting a credential.</w:t>
+        <w:t xml:space="preserve"> have returned, and a rejection can mask a partial-success write. The methodology therefore refused to accept status codes as evidence </w:t>
+      </w:r>
+      <w:r>
+        <w:t>-</w:t>
+      </w:r>
+      <w:r>
+        <w:t xml:space="preserve"> every IDOR probe concluded with an owner-side re-read proving the object was untouched (PR-05/PR-06), and every rejection body was scanned for leaked fragments. Another challenge was avoiding false comfort: the strongest result (7/7 IDOR rejections) is exactly the control the team designed for, while the real finding (V-01) lived where nobody designs </w:t>
+      </w:r>
+      <w:r>
+        <w:t>-</w:t>
+      </w:r>
+      <w:r>
+        <w:t xml:space="preserve"> a static file mount added for convenience. Building the second account programmatically, with a runtime password that is never stored anywhere, also forced disciplined evidence hygiene: the report can prove bcrypt hashing (PR-16) without ever persisting a credential.</w:t>
       </w:r>
     </w:p>
     <w:p>
@@ -9001,7 +9563,6 @@
           <w:b/>
           <w:bCs/>
         </w:rPr>
-        <w:lastRenderedPageBreak/>
         <w:t>Lessons learned.</w:t>
       </w:r>
       <w:r>
@@ -9034,7 +9595,25 @@
         <w:t>/api/*</w:t>
       </w:r>
       <w:r>
-        <w:t xml:space="preserve"> silently exempt everything else. Rejection semantics matter for privacy (404 vs 403 — PR-04 reveals nothing, PR-14’s 403 assumes unenumerable ids; the difference is a design decision worth making consciously). And the assignment’s implicit point — “your system should have an actual user/login component” — proved true operationally: without two real accounts, none of the 14 isolation controls would have been testable at all; a single-token demo cannot discover IDORs.</w:t>
+        <w:t xml:space="preserve"> silently exempt everything else. Rejection semantics matter for privacy (404 vs 403 </w:t>
+      </w:r>
+      <w:r>
+        <w:t>-</w:t>
+      </w:r>
+      <w:r>
+        <w:t xml:space="preserve"> PR-04 reveals nothing, PR-14’s 403 assumes unenumerable ids; the difference is a design decision worth making consciously). And the assignment’s implicit point </w:t>
+      </w:r>
+      <w:r>
+        <w:t>-</w:t>
+      </w:r>
+      <w:r>
+        <w:t xml:space="preserve"> “your system should have an actual user/login component” </w:t>
+      </w:r>
+      <w:r>
+        <w:t>-</w:t>
+      </w:r>
+      <w:r>
+        <w:t xml:space="preserve"> proved true operationally: without two real accounts, none of the 14 isolation controls would have been testable at all; a single-token demo cannot discover IDORs.</w:t>
       </w:r>
     </w:p>
     <w:p>
@@ -9049,149 +9628,196 @@
         <w:t>Recommendations for future improvements.</w:t>
       </w:r>
       <w:r>
-        <w:t xml:space="preserve"> Treat PII classification as an architectural artifact: wardrobe photographs should have been tagged more-sensitive-than-profile-data at design time, which would have made the static mount an obvious review target. Add a data-retention policy before the data accumulates. For future audits, extend the differential model to a third account and automate the post-state verification pattern — it is the difference between “the door said no” and “nothing behind the door changed.”</w:t>
-      </w:r>
-    </w:p>
-    <w:p>
-      <w:r>
-        <w:pict w14:anchorId="3A587087">
-          <v:rect id="_x0000_i1046" style="width:0;height:1.5pt" o:hralign="center" o:hrstd="t" o:hr="t"/>
-        </w:pict>
+        <w:t xml:space="preserve"> Treat PII classification as an architectural artifact: wardrobe photographs should have been tagged more-sensitive-than-profile-data at design time, which would have made the static mount an obvious review target. Add a data-retention policy before the data accumulates. For future audits, extend the differential model to a third account and automate the post-state verification pattern </w:t>
+      </w:r>
+      <w:r>
+        <w:t>-</w:t>
+      </w:r>
+      <w:r>
+        <w:t xml:space="preserve"> it is the difference between “the door said no” and “nothing behind the door changed.”</w:t>
       </w:r>
     </w:p>
     <w:p>
       <w:pPr>
         <w:pStyle w:val="Heading1"/>
       </w:pPr>
-      <w:bookmarkStart w:id="62" w:name="X3844fd736edced46f19f73c66f96e37fa18ad06"/>
-      <w:bookmarkStart w:id="63" w:name="_Toc241522909"/>
-      <w:bookmarkEnd w:id="60"/>
-      <w:r>
-        <w:t>Appendix A — Evidence Manifest &amp; Reproduction</w:t>
-      </w:r>
+      <w:bookmarkStart w:id="62" w:name="_Toc241522909"/>
+      <w:bookmarkStart w:id="63" w:name="X3844fd736edced46f19f73c66f96e37fa18ad06"/>
+      <w:bookmarkEnd w:id="61"/>
+    </w:p>
+    <w:p>
+      <w:pPr>
+        <w:pStyle w:val="Heading1"/>
+      </w:pPr>
+    </w:p>
+    <w:p>
+      <w:pPr>
+        <w:pStyle w:val="Heading1"/>
+      </w:pPr>
+    </w:p>
+    <w:p>
+      <w:pPr>
+        <w:pStyle w:val="Heading1"/>
+      </w:pPr>
+    </w:p>
+    <w:p>
+      <w:pPr>
+        <w:pStyle w:val="BodyText"/>
+      </w:pPr>
+    </w:p>
+    <w:p>
+      <w:pPr>
+        <w:pStyle w:val="BodyText"/>
+      </w:pPr>
+    </w:p>
+    <w:p>
+      <w:pPr>
+        <w:pStyle w:val="BodyText"/>
+      </w:pPr>
+    </w:p>
+    <w:p>
+      <w:pPr>
+        <w:pStyle w:val="Heading1"/>
+      </w:pPr>
+      <w:r>
+        <w:lastRenderedPageBreak/>
+        <w:t xml:space="preserve">Appendix A </w:t>
+      </w:r>
+      <w:r>
+        <w:t>-</w:t>
+      </w:r>
+      <w:r>
+        <w:t xml:space="preserve"> Evidence Manifest &amp; Reproduction</w:t>
+      </w:r>
+      <w:bookmarkEnd w:id="62"/>
+    </w:p>
+    <w:p>
+      <w:pPr>
+        <w:pStyle w:val="SourceCode"/>
+      </w:pPr>
+      <w:r>
+        <w:rPr>
+          <w:rStyle w:val="VerbatimChar"/>
+        </w:rPr>
+        <w:t>audit-evidence/S2-privacy-and-data-leakage-assessment/</w:t>
+      </w:r>
+      <w:r>
+        <w:br/>
+      </w:r>
+      <w:r>
+        <w:rPr>
+          <w:rStyle w:val="VerbatimChar"/>
+        </w:rPr>
+        <w:t>├── run_tests.py                  # stdlib harness; registers User B; mints owner tokens at runtime</w:t>
+      </w:r>
+      <w:r>
+        <w:br/>
+      </w:r>
+      <w:r>
+        <w:rPr>
+          <w:rStyle w:val="VerbatimChar"/>
+        </w:rPr>
+        <w:t>├── responses/</w:t>
+      </w:r>
+      <w:r>
+        <w:br/>
+      </w:r>
+      <w:r>
+        <w:rPr>
+          <w:rStyle w:val="VerbatimChar"/>
+        </w:rPr>
+        <w:t>│   ├── PR-01.json … PR-18.json   # UTC timestamp, objective, expected vs actual, redacted payloads</w:t>
+      </w:r>
+      <w:r>
+        <w:br/>
+      </w:r>
+      <w:r>
+        <w:rPr>
+          <w:rStyle w:val="VerbatimChar"/>
+        </w:rPr>
+        <w:t>│   └── summary.json              # roll-up: IDOR 7/7, token attacks 4/4, any_leak_markers {} (clean)</w:t>
+      </w:r>
+      <w:r>
+        <w:br/>
+      </w:r>
+      <w:r>
+        <w:rPr>
+          <w:rStyle w:val="VerbatimChar"/>
+        </w:rPr>
+        <w:t>└── Vulnerability-Assessment-Report-S2.md   # engineering-format version of this report</w:t>
+      </w:r>
+    </w:p>
+    <w:p>
+      <w:pPr>
+        <w:pStyle w:val="FirstParagraph"/>
+      </w:pPr>
+      <w:r>
+        <w:t>Reproduction:</w:t>
+      </w:r>
+    </w:p>
+    <w:p>
+      <w:pPr>
+        <w:pStyle w:val="SourceCode"/>
+      </w:pPr>
+      <w:r>
+        <w:rPr>
+          <w:rStyle w:val="BuiltInTok"/>
+        </w:rPr>
+        <w:t>cd</w:t>
+      </w:r>
+      <w:r>
+        <w:rPr>
+          <w:rStyle w:val="NormalTok"/>
+        </w:rPr>
+        <w:t xml:space="preserve"> audit-evidence/S2-privacy-and-data-leakage-assessment</w:t>
+      </w:r>
+      <w:r>
+        <w:br/>
+      </w:r>
+      <w:r>
+        <w:rPr>
+          <w:rStyle w:val="ExtensionTok"/>
+        </w:rPr>
+        <w:t>python</w:t>
+      </w:r>
+      <w:r>
+        <w:rPr>
+          <w:rStyle w:val="NormalTok"/>
+        </w:rPr>
+        <w:t xml:space="preserve"> run_tests.py     </w:t>
+      </w:r>
+      <w:r>
+        <w:rPr>
+          <w:rStyle w:val="CommentTok"/>
+        </w:rPr>
+        <w:t># backends auto-start if down; ~1 min; rewrites responses/ with fresh evidence</w:t>
+      </w:r>
+    </w:p>
+    <w:p>
+      <w:pPr>
+        <w:pStyle w:val="FirstParagraph"/>
+      </w:pPr>
+      <w:r>
+        <w:t>The harness needs no environment variables, stores no credentials (User B’s password is generated and discarded at runtime), and leaves the system otherwise unchanged apart from normal per-user API data.</w:t>
+      </w:r>
+    </w:p>
+    <w:p>
+      <w:pPr>
+        <w:pStyle w:val="Heading1"/>
+      </w:pPr>
+      <w:bookmarkStart w:id="64" w:name="_Toc241522910"/>
+      <w:bookmarkStart w:id="65" w:name="appendix-b-integrity-ethics-notes"/>
       <w:bookmarkEnd w:id="63"/>
-    </w:p>
-    <w:p>
-      <w:pPr>
-        <w:pStyle w:val="SourceCode"/>
-      </w:pPr>
-      <w:r>
-        <w:rPr>
-          <w:rStyle w:val="VerbatimChar"/>
-        </w:rPr>
-        <w:t>audit-evidence/S2-privacy-and-data-leakage-assessment/</w:t>
-      </w:r>
-      <w:r>
-        <w:br/>
-      </w:r>
-      <w:r>
-        <w:rPr>
-          <w:rStyle w:val="VerbatimChar"/>
-        </w:rPr>
-        <w:t>├── run_tests.py                  # stdlib harness; registers User B; mints owner tokens at runtime</w:t>
-      </w:r>
-      <w:r>
-        <w:br/>
-      </w:r>
-      <w:r>
-        <w:rPr>
-          <w:rStyle w:val="VerbatimChar"/>
-        </w:rPr>
-        <w:t>├── responses/</w:t>
-      </w:r>
-      <w:r>
-        <w:br/>
-      </w:r>
-      <w:r>
-        <w:rPr>
-          <w:rStyle w:val="VerbatimChar"/>
-        </w:rPr>
-        <w:t>│   ├── PR-01.json … PR-18.json   # UTC timestamp, objective, expected vs actual, redacted payloads</w:t>
-      </w:r>
-      <w:r>
-        <w:br/>
-      </w:r>
-      <w:r>
-        <w:rPr>
-          <w:rStyle w:val="VerbatimChar"/>
-        </w:rPr>
-        <w:t>│   └── summary.json              # roll-up: IDOR 7/7, token attacks 4/4, any_leak_markers {} (clean)</w:t>
-      </w:r>
-      <w:r>
-        <w:br/>
-      </w:r>
-      <w:r>
-        <w:rPr>
-          <w:rStyle w:val="VerbatimChar"/>
-        </w:rPr>
-        <w:t>└── Vulnerability-Assessment-Report-S2.md   # engineering-format version of this report</w:t>
-      </w:r>
-    </w:p>
-    <w:p>
-      <w:pPr>
-        <w:pStyle w:val="FirstParagraph"/>
-      </w:pPr>
-      <w:r>
-        <w:t>Reproduction:</w:t>
-      </w:r>
-    </w:p>
-    <w:p>
-      <w:pPr>
-        <w:pStyle w:val="SourceCode"/>
-      </w:pPr>
-      <w:r>
-        <w:rPr>
-          <w:rStyle w:val="BuiltInTok"/>
-        </w:rPr>
-        <w:t>cd</w:t>
-      </w:r>
-      <w:r>
-        <w:rPr>
-          <w:rStyle w:val="NormalTok"/>
-        </w:rPr>
-        <w:t xml:space="preserve"> audit-evidence/S2-privacy-and-data-leakage-assessment</w:t>
-      </w:r>
-      <w:r>
-        <w:br/>
-      </w:r>
-      <w:r>
-        <w:rPr>
-          <w:rStyle w:val="ExtensionTok"/>
-        </w:rPr>
-        <w:t>python</w:t>
-      </w:r>
-      <w:r>
-        <w:rPr>
-          <w:rStyle w:val="NormalTok"/>
-        </w:rPr>
-        <w:t xml:space="preserve"> run_tests.py     </w:t>
-      </w:r>
-      <w:r>
-        <w:rPr>
-          <w:rStyle w:val="CommentTok"/>
-        </w:rPr>
-        <w:t># backends auto-start if down; ~1 min; rewrites responses/ with fresh evidence</w:t>
-      </w:r>
-    </w:p>
-    <w:p>
-      <w:pPr>
-        <w:pStyle w:val="FirstParagraph"/>
-      </w:pPr>
-      <w:r>
-        <w:t>The harness needs no environment variables, stores no credentials (User B’s password is generated and discarded at runtime), and leaves the system otherwise unchanged apart from normal per-user API data.</w:t>
-      </w:r>
-    </w:p>
-    <w:p>
-      <w:pPr>
-        <w:pStyle w:val="Heading1"/>
-      </w:pPr>
-      <w:bookmarkStart w:id="64" w:name="appendix-b-integrity-ethics-notes"/>
-      <w:bookmarkStart w:id="65" w:name="_Toc241522910"/>
-      <w:bookmarkEnd w:id="62"/>
-      <w:r>
-        <w:t>Appendix B — Integrity &amp; Ethics Notes</w:t>
-      </w:r>
-      <w:bookmarkEnd w:id="65"/>
+      <w:r>
+        <w:t xml:space="preserve">Appendix B </w:t>
+      </w:r>
+      <w:r>
+        <w:t>-</w:t>
+      </w:r>
+      <w:r>
+        <w:t xml:space="preserve"> Integrity &amp; Ethics Notes</w:t>
+      </w:r>
+      <w:bookmarkEnd w:id="64"/>
     </w:p>
     <w:p>
       <w:pPr>
@@ -9224,7 +9850,13 @@
         <w:t>obtained</w:t>
       </w:r>
       <w:r>
-        <w:t xml:space="preserve"> — all 7 attempts failed at the server; nothing in the evidence bundle contains another user’s content.</w:t>
+        <w:t xml:space="preserve"> </w:t>
+      </w:r>
+      <w:r>
+        <w:t>-</w:t>
+      </w:r>
+      <w:r>
+        <w:t xml:space="preserve"> all 7 attempts failed at the server; nothing in the evidence bundle contains another user’s content.</w:t>
       </w:r>
     </w:p>
     <w:p>
@@ -9236,17 +9868,40 @@
         </w:numPr>
       </w:pPr>
       <w:r>
+        <w:t>All tokens/passwords/hashes redacted from evidence; system assessed strictly as-is with no fixes applied.</w:t>
+      </w:r>
+      <w:bookmarkEnd w:id="65"/>
+    </w:p>
+    <w:p>
+      <w:pPr>
+        <w:pStyle w:val="Heading1"/>
+      </w:pPr>
+    </w:p>
+    <w:p>
+      <w:pPr>
+        <w:pStyle w:val="Heading1"/>
+      </w:pPr>
+    </w:p>
+    <w:p>
+      <w:pPr>
+        <w:pStyle w:val="Heading1"/>
+      </w:pPr>
+    </w:p>
+    <w:p>
+      <w:pPr>
+        <w:pStyle w:val="BodyText"/>
+      </w:pPr>
+    </w:p>
+    <w:p>
+      <w:pPr>
+        <w:pStyle w:val="Heading1"/>
+      </w:pPr>
+      <w:r>
         <w:lastRenderedPageBreak/>
-        <w:t>All tokens/passwords/hashes redacted from evidence; system assessed strictly as-is with no fixes applied.</w:t>
-      </w:r>
-      <w:bookmarkEnd w:id="64"/>
-    </w:p>
-    <w:p>
-      <w:pPr>
-        <w:pStyle w:val="Heading1"/>
-      </w:pPr>
-      <w:r>
-        <w:t>Final Assessment Conclusion</w:t>
+        <w:t>F</w:t>
+      </w:r>
+      <w:r>
+        <w:t>inal Assessment Conclusion</w:t>
       </w:r>
     </w:p>
     <w:p>
@@ -9270,7 +9925,19 @@
         <w:pStyle w:val="Compact"/>
       </w:pPr>
       <w:r>
-        <w:t>The assessment therefore concludes that FASHORA's tenant isolation and credential handling are sound as implemented, while its privacy posture is incomplete: the controls protect data moving through the API but leave data at rest — image files on disk, history rows that never expire, and tokens that cannot be revoked — outside their reach. Cross-references to the other specializations are deliberate: the latent stored-markup chain (S1/V-04, S4/V-02) and the absent request throttle (S4/V-01) each widen the exposure described here.</w:t>
+        <w:t xml:space="preserve">The assessment therefore concludes that FASHORA's tenant isolation and credential handling are sound as implemented, while its privacy posture is incomplete: the controls protect data moving through the API but leave data at rest </w:t>
+      </w:r>
+      <w:r>
+        <w:t>-</w:t>
+      </w:r>
+      <w:r>
+        <w:t xml:space="preserve"> image files on disk, history rows that never expire, and tokens that cannot be revoked </w:t>
+      </w:r>
+      <w:r>
+        <w:t>-</w:t>
+      </w:r>
+      <w:r>
+        <w:t xml:space="preserve"> outside their reach. Cross-references to the other specializations are deliberate: the latent stored-markup chain (S1/V-04, S4/V-02) and the absent request throttle (S4/V-01) each widen the exposure described here.</w:t>
       </w:r>
     </w:p>
     <w:p>
@@ -10200,6 +10867,7 @@
   <w:style w:type="character" w:default="1" w:styleId="DefaultParagraphFont">
     <w:name w:val="Default Paragraph Font"/>
     <w:uiPriority w:val="1"/>
+    <w:semiHidden/>
     <w:unhideWhenUsed/>
   </w:style>
   <w:style w:type="table" w:default="1" w:styleId="TableNormal">
